--- a/Tuần 5/1150080068_TranMinhNhat_Buoi5.docx
+++ b/Tuần 5/1150080068_TranMinhNhat_Buoi5.docx
@@ -55,911 +55,94 @@
           <w:sz w:val="26"/>
           <w:szCs w:val="26"/>
         </w:rPr>
-        <w:t xml:space="preserve">1. </w:t>
-      </w:r>
-      <w:proofErr w:type="spellStart"/>
-      <w:r>
-        <w:rPr>
-          <w:rFonts w:ascii="Times New Roman" w:hAnsi="Times New Roman" w:cs="Times New Roman"/>
-          <w:b/>
-          <w:bCs/>
-          <w:sz w:val="26"/>
-          <w:szCs w:val="26"/>
-        </w:rPr>
-        <w:t>Tạo</w:t>
-      </w:r>
-      <w:proofErr w:type="spellEnd"/>
-      <w:r>
-        <w:rPr>
-          <w:rFonts w:ascii="Times New Roman" w:hAnsi="Times New Roman" w:cs="Times New Roman"/>
-          <w:b/>
-          <w:bCs/>
-          <w:sz w:val="26"/>
-          <w:szCs w:val="26"/>
-        </w:rPr>
-        <w:t xml:space="preserve"> Project Windows Forms Application </w:t>
-      </w:r>
-      <w:proofErr w:type="spellStart"/>
-      <w:r>
-        <w:rPr>
-          <w:rFonts w:ascii="Times New Roman" w:hAnsi="Times New Roman" w:cs="Times New Roman"/>
-          <w:b/>
-          <w:bCs/>
-          <w:sz w:val="26"/>
-          <w:szCs w:val="26"/>
-        </w:rPr>
-        <w:t>trên</w:t>
-      </w:r>
-      <w:proofErr w:type="spellEnd"/>
-      <w:r>
-        <w:rPr>
-          <w:rFonts w:ascii="Times New Roman" w:hAnsi="Times New Roman" w:cs="Times New Roman"/>
-          <w:b/>
-          <w:bCs/>
-          <w:sz w:val="26"/>
-          <w:szCs w:val="26"/>
-        </w:rPr>
-        <w:t xml:space="preserve"> Microsoft </w:t>
-      </w:r>
-      <w:proofErr w:type="spellStart"/>
-      <w:r>
-        <w:rPr>
-          <w:rFonts w:ascii="Times New Roman" w:hAnsi="Times New Roman" w:cs="Times New Roman"/>
-          <w:b/>
-          <w:bCs/>
-          <w:sz w:val="26"/>
-          <w:szCs w:val="26"/>
-        </w:rPr>
-        <w:t>visualstudio</w:t>
-      </w:r>
-      <w:proofErr w:type="spellEnd"/>
-      <w:r>
-        <w:rPr>
-          <w:rFonts w:ascii="Times New Roman" w:hAnsi="Times New Roman" w:cs="Times New Roman"/>
-          <w:b/>
-          <w:bCs/>
-          <w:sz w:val="26"/>
-          <w:szCs w:val="26"/>
-        </w:rPr>
-        <w:t xml:space="preserve"> 2022</w:t>
-      </w:r>
-    </w:p>
-    <w:p>
-      <w:pPr>
-        <w:rPr>
-          <w:rFonts w:ascii="Times New Roman" w:hAnsi="Times New Roman" w:cs="Times New Roman"/>
-          <w:sz w:val="26"/>
-          <w:szCs w:val="26"/>
-        </w:rPr>
-      </w:pPr>
-      <w:proofErr w:type="spellStart"/>
-      <w:r>
-        <w:rPr>
-          <w:rFonts w:ascii="Times New Roman" w:hAnsi="Times New Roman" w:cs="Times New Roman"/>
-          <w:sz w:val="26"/>
-          <w:szCs w:val="26"/>
-        </w:rPr>
-        <w:t>Bước</w:t>
-      </w:r>
-      <w:proofErr w:type="spellEnd"/>
-      <w:r>
-        <w:rPr>
-          <w:rFonts w:ascii="Times New Roman" w:hAnsi="Times New Roman" w:cs="Times New Roman"/>
-          <w:sz w:val="26"/>
-          <w:szCs w:val="26"/>
-        </w:rPr>
-        <w:t xml:space="preserve"> 1: </w:t>
-      </w:r>
-      <w:proofErr w:type="spellStart"/>
-      <w:r>
-        <w:rPr>
-          <w:rFonts w:ascii="Times New Roman" w:hAnsi="Times New Roman" w:cs="Times New Roman"/>
-          <w:sz w:val="26"/>
-          <w:szCs w:val="26"/>
-        </w:rPr>
-        <w:t>Khởi</w:t>
-      </w:r>
-      <w:proofErr w:type="spellEnd"/>
-      <w:r>
-        <w:rPr>
-          <w:rFonts w:ascii="Times New Roman" w:hAnsi="Times New Roman" w:cs="Times New Roman"/>
-          <w:sz w:val="26"/>
-          <w:szCs w:val="26"/>
-        </w:rPr>
-        <w:t xml:space="preserve"> </w:t>
-      </w:r>
-      <w:proofErr w:type="spellStart"/>
-      <w:r>
-        <w:rPr>
-          <w:rFonts w:ascii="Times New Roman" w:hAnsi="Times New Roman" w:cs="Times New Roman"/>
-          <w:sz w:val="26"/>
-          <w:szCs w:val="26"/>
-        </w:rPr>
-        <w:t>động</w:t>
-      </w:r>
-      <w:proofErr w:type="spellEnd"/>
-      <w:r>
-        <w:rPr>
-          <w:rFonts w:ascii="Times New Roman" w:hAnsi="Times New Roman" w:cs="Times New Roman"/>
-          <w:sz w:val="26"/>
-          <w:szCs w:val="26"/>
-        </w:rPr>
-        <w:t xml:space="preserve"> </w:t>
-      </w:r>
-      <w:proofErr w:type="spellStart"/>
-      <w:r>
-        <w:rPr>
-          <w:rFonts w:ascii="Times New Roman" w:hAnsi="Times New Roman" w:cs="Times New Roman"/>
-          <w:sz w:val="26"/>
-          <w:szCs w:val="26"/>
-        </w:rPr>
-        <w:t>chương</w:t>
-      </w:r>
-      <w:proofErr w:type="spellEnd"/>
-      <w:r>
-        <w:rPr>
-          <w:rFonts w:ascii="Times New Roman" w:hAnsi="Times New Roman" w:cs="Times New Roman"/>
-          <w:sz w:val="26"/>
-          <w:szCs w:val="26"/>
-        </w:rPr>
-        <w:t xml:space="preserve"> </w:t>
-      </w:r>
-      <w:proofErr w:type="spellStart"/>
-      <w:r>
-        <w:rPr>
-          <w:rFonts w:ascii="Times New Roman" w:hAnsi="Times New Roman" w:cs="Times New Roman"/>
-          <w:sz w:val="26"/>
-          <w:szCs w:val="26"/>
-        </w:rPr>
-        <w:t>trình</w:t>
-      </w:r>
-      <w:proofErr w:type="spellEnd"/>
-      <w:r>
-        <w:rPr>
-          <w:rFonts w:ascii="Times New Roman" w:hAnsi="Times New Roman" w:cs="Times New Roman"/>
-          <w:sz w:val="26"/>
-          <w:szCs w:val="26"/>
-        </w:rPr>
-        <w:t xml:space="preserve"> visual studio 2022.</w:t>
-      </w:r>
-    </w:p>
-    <w:p>
-      <w:pPr>
-        <w:rPr>
-          <w:rFonts w:ascii="Times New Roman" w:hAnsi="Times New Roman" w:cs="Times New Roman"/>
-          <w:sz w:val="26"/>
-          <w:szCs w:val="26"/>
-        </w:rPr>
-      </w:pPr>
-      <w:proofErr w:type="spellStart"/>
-      <w:r>
-        <w:rPr>
-          <w:rFonts w:ascii="Times New Roman" w:hAnsi="Times New Roman" w:cs="Times New Roman"/>
-          <w:sz w:val="26"/>
-          <w:szCs w:val="26"/>
-        </w:rPr>
-        <w:t>Bước</w:t>
-      </w:r>
-      <w:proofErr w:type="spellEnd"/>
-      <w:r>
-        <w:rPr>
-          <w:rFonts w:ascii="Times New Roman" w:hAnsi="Times New Roman" w:cs="Times New Roman"/>
-          <w:sz w:val="26"/>
-          <w:szCs w:val="26"/>
-        </w:rPr>
-        <w:t xml:space="preserve"> 2: </w:t>
-      </w:r>
-      <w:proofErr w:type="spellStart"/>
-      <w:r>
-        <w:rPr>
-          <w:rFonts w:ascii="Times New Roman" w:hAnsi="Times New Roman" w:cs="Times New Roman"/>
-          <w:sz w:val="26"/>
-          <w:szCs w:val="26"/>
-        </w:rPr>
-        <w:t>Chọn</w:t>
-      </w:r>
-      <w:proofErr w:type="spellEnd"/>
-      <w:r>
-        <w:rPr>
-          <w:rFonts w:ascii="Times New Roman" w:hAnsi="Times New Roman" w:cs="Times New Roman"/>
-          <w:sz w:val="26"/>
-          <w:szCs w:val="26"/>
-        </w:rPr>
-        <w:t xml:space="preserve"> Create a new project </w:t>
-      </w:r>
-      <w:proofErr w:type="spellStart"/>
-      <w:r>
-        <w:rPr>
-          <w:rFonts w:ascii="Times New Roman" w:hAnsi="Times New Roman" w:cs="Times New Roman"/>
-          <w:sz w:val="26"/>
-          <w:szCs w:val="26"/>
-        </w:rPr>
-        <w:t>trên</w:t>
-      </w:r>
-      <w:proofErr w:type="spellEnd"/>
-      <w:r>
-        <w:rPr>
-          <w:rFonts w:ascii="Times New Roman" w:hAnsi="Times New Roman" w:cs="Times New Roman"/>
-          <w:sz w:val="26"/>
-          <w:szCs w:val="26"/>
-        </w:rPr>
-        <w:t xml:space="preserve"> </w:t>
-      </w:r>
-      <w:proofErr w:type="spellStart"/>
-      <w:r>
-        <w:rPr>
-          <w:rFonts w:ascii="Times New Roman" w:hAnsi="Times New Roman" w:cs="Times New Roman"/>
-          <w:sz w:val="26"/>
-          <w:szCs w:val="26"/>
-        </w:rPr>
-        <w:t>màn</w:t>
-      </w:r>
-      <w:proofErr w:type="spellEnd"/>
-      <w:r>
-        <w:rPr>
-          <w:rFonts w:ascii="Times New Roman" w:hAnsi="Times New Roman" w:cs="Times New Roman"/>
-          <w:sz w:val="26"/>
-          <w:szCs w:val="26"/>
-        </w:rPr>
-        <w:t xml:space="preserve"> </w:t>
-      </w:r>
-      <w:proofErr w:type="spellStart"/>
-      <w:r>
-        <w:rPr>
-          <w:rFonts w:ascii="Times New Roman" w:hAnsi="Times New Roman" w:cs="Times New Roman"/>
-          <w:sz w:val="26"/>
-          <w:szCs w:val="26"/>
-        </w:rPr>
-        <w:t>hình</w:t>
-      </w:r>
-      <w:proofErr w:type="spellEnd"/>
-      <w:r>
-        <w:rPr>
-          <w:rFonts w:ascii="Times New Roman" w:hAnsi="Times New Roman" w:cs="Times New Roman"/>
-          <w:sz w:val="26"/>
-          <w:szCs w:val="26"/>
-        </w:rPr>
-        <w:t xml:space="preserve"> </w:t>
-      </w:r>
-      <w:proofErr w:type="spellStart"/>
-      <w:r>
-        <w:rPr>
-          <w:rFonts w:ascii="Times New Roman" w:hAnsi="Times New Roman" w:cs="Times New Roman"/>
-          <w:sz w:val="26"/>
-          <w:szCs w:val="26"/>
-        </w:rPr>
-        <w:t>khởi</w:t>
-      </w:r>
-      <w:proofErr w:type="spellEnd"/>
-      <w:r>
-        <w:rPr>
-          <w:rFonts w:ascii="Times New Roman" w:hAnsi="Times New Roman" w:cs="Times New Roman"/>
-          <w:sz w:val="26"/>
-          <w:szCs w:val="26"/>
-        </w:rPr>
-        <w:t xml:space="preserve"> </w:t>
-      </w:r>
-      <w:proofErr w:type="spellStart"/>
-      <w:r>
-        <w:rPr>
-          <w:rFonts w:ascii="Times New Roman" w:hAnsi="Times New Roman" w:cs="Times New Roman"/>
-          <w:sz w:val="26"/>
-          <w:szCs w:val="26"/>
-        </w:rPr>
-        <w:t>động</w:t>
-      </w:r>
-      <w:proofErr w:type="spellEnd"/>
-      <w:r>
-        <w:rPr>
-          <w:rFonts w:ascii="Times New Roman" w:hAnsi="Times New Roman" w:cs="Times New Roman"/>
-          <w:sz w:val="26"/>
-          <w:szCs w:val="26"/>
-        </w:rPr>
-        <w:t xml:space="preserve">. </w:t>
-      </w:r>
-      <w:proofErr w:type="spellStart"/>
-      <w:r>
-        <w:rPr>
-          <w:rFonts w:ascii="Times New Roman" w:hAnsi="Times New Roman" w:cs="Times New Roman"/>
-          <w:sz w:val="26"/>
-          <w:szCs w:val="26"/>
-        </w:rPr>
-        <w:t>Trong</w:t>
-      </w:r>
-      <w:proofErr w:type="spellEnd"/>
-      <w:r>
-        <w:rPr>
-          <w:rFonts w:ascii="Times New Roman" w:hAnsi="Times New Roman" w:cs="Times New Roman"/>
-          <w:sz w:val="26"/>
-          <w:szCs w:val="26"/>
-        </w:rPr>
-        <w:t xml:space="preserve"> </w:t>
-      </w:r>
-      <w:proofErr w:type="spellStart"/>
-      <w:r>
-        <w:rPr>
-          <w:rFonts w:ascii="Times New Roman" w:hAnsi="Times New Roman" w:cs="Times New Roman"/>
-          <w:sz w:val="26"/>
-          <w:szCs w:val="26"/>
-        </w:rPr>
-        <w:t>màn</w:t>
-      </w:r>
-      <w:proofErr w:type="spellEnd"/>
-      <w:r>
-        <w:rPr>
-          <w:rFonts w:ascii="Times New Roman" w:hAnsi="Times New Roman" w:cs="Times New Roman"/>
-          <w:sz w:val="26"/>
-          <w:szCs w:val="26"/>
-        </w:rPr>
-        <w:t xml:space="preserve"> </w:t>
-      </w:r>
-      <w:proofErr w:type="spellStart"/>
-      <w:r>
-        <w:rPr>
-          <w:rFonts w:ascii="Times New Roman" w:hAnsi="Times New Roman" w:cs="Times New Roman"/>
-          <w:sz w:val="26"/>
-          <w:szCs w:val="26"/>
-        </w:rPr>
-        <w:t>hình</w:t>
-      </w:r>
-      <w:proofErr w:type="spellEnd"/>
-    </w:p>
-    <w:p>
-      <w:pPr>
-        <w:rPr>
-          <w:rFonts w:ascii="Times New Roman" w:hAnsi="Times New Roman" w:cs="Times New Roman"/>
-          <w:sz w:val="26"/>
-          <w:szCs w:val="26"/>
-        </w:rPr>
-      </w:pPr>
-      <w:proofErr w:type="spellStart"/>
-      <w:r>
-        <w:rPr>
-          <w:rFonts w:ascii="Times New Roman" w:hAnsi="Times New Roman" w:cs="Times New Roman"/>
-          <w:sz w:val="26"/>
-          <w:szCs w:val="26"/>
-        </w:rPr>
-        <w:t>tiếp</w:t>
-      </w:r>
-      <w:proofErr w:type="spellEnd"/>
-      <w:r>
-        <w:rPr>
-          <w:rFonts w:ascii="Times New Roman" w:hAnsi="Times New Roman" w:cs="Times New Roman"/>
-          <w:sz w:val="26"/>
-          <w:szCs w:val="26"/>
-        </w:rPr>
-        <w:t xml:space="preserve"> </w:t>
-      </w:r>
-      <w:proofErr w:type="spellStart"/>
-      <w:r>
-        <w:rPr>
-          <w:rFonts w:ascii="Times New Roman" w:hAnsi="Times New Roman" w:cs="Times New Roman"/>
-          <w:sz w:val="26"/>
-          <w:szCs w:val="26"/>
-        </w:rPr>
-        <w:t>theo</w:t>
-      </w:r>
-      <w:proofErr w:type="spellEnd"/>
-      <w:r>
-        <w:rPr>
-          <w:rFonts w:ascii="Times New Roman" w:hAnsi="Times New Roman" w:cs="Times New Roman"/>
-          <w:sz w:val="26"/>
-          <w:szCs w:val="26"/>
-        </w:rPr>
-        <w:t xml:space="preserve">, ở </w:t>
-      </w:r>
-      <w:proofErr w:type="spellStart"/>
-      <w:r>
-        <w:rPr>
-          <w:rFonts w:ascii="Times New Roman" w:hAnsi="Times New Roman" w:cs="Times New Roman"/>
-          <w:sz w:val="26"/>
-          <w:szCs w:val="26"/>
-        </w:rPr>
-        <w:t>mục</w:t>
-      </w:r>
-      <w:proofErr w:type="spellEnd"/>
-      <w:r>
-        <w:rPr>
-          <w:rFonts w:ascii="Times New Roman" w:hAnsi="Times New Roman" w:cs="Times New Roman"/>
-          <w:sz w:val="26"/>
-          <w:szCs w:val="26"/>
-        </w:rPr>
-        <w:t xml:space="preserve"> All languages → </w:t>
-      </w:r>
-      <w:proofErr w:type="spellStart"/>
-      <w:r>
-        <w:rPr>
-          <w:rFonts w:ascii="Times New Roman" w:hAnsi="Times New Roman" w:cs="Times New Roman"/>
-          <w:sz w:val="26"/>
-          <w:szCs w:val="26"/>
-        </w:rPr>
-        <w:t>chọn</w:t>
-      </w:r>
-      <w:proofErr w:type="spellEnd"/>
-      <w:r>
-        <w:rPr>
-          <w:rFonts w:ascii="Times New Roman" w:hAnsi="Times New Roman" w:cs="Times New Roman"/>
-          <w:sz w:val="26"/>
-          <w:szCs w:val="26"/>
-        </w:rPr>
-        <w:t xml:space="preserve"> C# </w:t>
-      </w:r>
-      <w:proofErr w:type="spellStart"/>
-      <w:r>
-        <w:rPr>
-          <w:rFonts w:ascii="Times New Roman" w:hAnsi="Times New Roman" w:cs="Times New Roman"/>
-          <w:sz w:val="26"/>
-          <w:szCs w:val="26"/>
-        </w:rPr>
-        <w:t>trong</w:t>
-      </w:r>
-      <w:proofErr w:type="spellEnd"/>
-      <w:r>
-        <w:rPr>
-          <w:rFonts w:ascii="Times New Roman" w:hAnsi="Times New Roman" w:cs="Times New Roman"/>
-          <w:sz w:val="26"/>
-          <w:szCs w:val="26"/>
-        </w:rPr>
-        <w:t xml:space="preserve"> </w:t>
-      </w:r>
-      <w:proofErr w:type="spellStart"/>
-      <w:r>
-        <w:rPr>
-          <w:rFonts w:ascii="Times New Roman" w:hAnsi="Times New Roman" w:cs="Times New Roman"/>
-          <w:sz w:val="26"/>
-          <w:szCs w:val="26"/>
-        </w:rPr>
-        <w:t>danh</w:t>
-      </w:r>
-      <w:proofErr w:type="spellEnd"/>
-      <w:r>
-        <w:rPr>
-          <w:rFonts w:ascii="Times New Roman" w:hAnsi="Times New Roman" w:cs="Times New Roman"/>
-          <w:sz w:val="26"/>
-          <w:szCs w:val="26"/>
-        </w:rPr>
-        <w:t xml:space="preserve"> </w:t>
-      </w:r>
-      <w:proofErr w:type="spellStart"/>
-      <w:r>
-        <w:rPr>
-          <w:rFonts w:ascii="Times New Roman" w:hAnsi="Times New Roman" w:cs="Times New Roman"/>
-          <w:sz w:val="26"/>
-          <w:szCs w:val="26"/>
-        </w:rPr>
-        <w:t>sách</w:t>
-      </w:r>
-      <w:proofErr w:type="spellEnd"/>
-      <w:r>
-        <w:rPr>
-          <w:rFonts w:ascii="Times New Roman" w:hAnsi="Times New Roman" w:cs="Times New Roman"/>
-          <w:sz w:val="26"/>
-          <w:szCs w:val="26"/>
-        </w:rPr>
-        <w:t xml:space="preserve"> </w:t>
-      </w:r>
-      <w:proofErr w:type="spellStart"/>
-      <w:r>
-        <w:rPr>
-          <w:rFonts w:ascii="Times New Roman" w:hAnsi="Times New Roman" w:cs="Times New Roman"/>
-          <w:sz w:val="26"/>
-          <w:szCs w:val="26"/>
-        </w:rPr>
-        <w:t>ngôn</w:t>
-      </w:r>
-      <w:proofErr w:type="spellEnd"/>
-      <w:r>
-        <w:rPr>
-          <w:rFonts w:ascii="Times New Roman" w:hAnsi="Times New Roman" w:cs="Times New Roman"/>
-          <w:sz w:val="26"/>
-          <w:szCs w:val="26"/>
-        </w:rPr>
-        <w:t xml:space="preserve"> </w:t>
-      </w:r>
-      <w:proofErr w:type="spellStart"/>
-      <w:r>
-        <w:rPr>
-          <w:rFonts w:ascii="Times New Roman" w:hAnsi="Times New Roman" w:cs="Times New Roman"/>
-          <w:sz w:val="26"/>
-          <w:szCs w:val="26"/>
-        </w:rPr>
-        <w:t>ngữ</w:t>
-      </w:r>
-      <w:proofErr w:type="spellEnd"/>
-      <w:r>
-        <w:rPr>
-          <w:rFonts w:ascii="Times New Roman" w:hAnsi="Times New Roman" w:cs="Times New Roman"/>
-          <w:sz w:val="26"/>
-          <w:szCs w:val="26"/>
-        </w:rPr>
-        <w:t xml:space="preserve"> </w:t>
-      </w:r>
-      <w:proofErr w:type="spellStart"/>
-      <w:r>
-        <w:rPr>
-          <w:rFonts w:ascii="Times New Roman" w:hAnsi="Times New Roman" w:cs="Times New Roman"/>
-          <w:sz w:val="26"/>
-          <w:szCs w:val="26"/>
-        </w:rPr>
-        <w:t>lập</w:t>
-      </w:r>
-      <w:proofErr w:type="spellEnd"/>
-      <w:r>
-        <w:rPr>
-          <w:rFonts w:ascii="Times New Roman" w:hAnsi="Times New Roman" w:cs="Times New Roman"/>
-          <w:sz w:val="26"/>
-          <w:szCs w:val="26"/>
-        </w:rPr>
-        <w:t xml:space="preserve"> </w:t>
-      </w:r>
-      <w:proofErr w:type="spellStart"/>
-      <w:r>
-        <w:rPr>
-          <w:rFonts w:ascii="Times New Roman" w:hAnsi="Times New Roman" w:cs="Times New Roman"/>
-          <w:sz w:val="26"/>
-          <w:szCs w:val="26"/>
-        </w:rPr>
-        <w:t>trình</w:t>
-      </w:r>
-      <w:proofErr w:type="spellEnd"/>
-      <w:r>
-        <w:rPr>
-          <w:rFonts w:ascii="Times New Roman" w:hAnsi="Times New Roman" w:cs="Times New Roman"/>
-          <w:sz w:val="26"/>
-          <w:szCs w:val="26"/>
-        </w:rPr>
-        <w:t>.</w:t>
-      </w:r>
-    </w:p>
-    <w:p>
-      <w:pPr>
-        <w:rPr>
-          <w:rFonts w:ascii="Times New Roman" w:hAnsi="Times New Roman" w:cs="Times New Roman"/>
-          <w:sz w:val="26"/>
-          <w:szCs w:val="26"/>
-        </w:rPr>
-      </w:pPr>
-      <w:proofErr w:type="spellStart"/>
-      <w:r>
-        <w:rPr>
-          <w:rFonts w:ascii="Times New Roman" w:hAnsi="Times New Roman" w:cs="Times New Roman"/>
-          <w:sz w:val="26"/>
-          <w:szCs w:val="26"/>
-        </w:rPr>
-        <w:t>Mục</w:t>
-      </w:r>
-      <w:proofErr w:type="spellEnd"/>
-      <w:r>
-        <w:rPr>
-          <w:rFonts w:ascii="Times New Roman" w:hAnsi="Times New Roman" w:cs="Times New Roman"/>
-          <w:sz w:val="26"/>
-          <w:szCs w:val="26"/>
-        </w:rPr>
-        <w:t xml:space="preserve"> All platforms → </w:t>
-      </w:r>
-      <w:proofErr w:type="spellStart"/>
-      <w:r>
-        <w:rPr>
-          <w:rFonts w:ascii="Times New Roman" w:hAnsi="Times New Roman" w:cs="Times New Roman"/>
-          <w:sz w:val="26"/>
-          <w:szCs w:val="26"/>
-        </w:rPr>
-        <w:t>chọn</w:t>
-      </w:r>
-      <w:proofErr w:type="spellEnd"/>
-      <w:r>
-        <w:rPr>
-          <w:rFonts w:ascii="Times New Roman" w:hAnsi="Times New Roman" w:cs="Times New Roman"/>
-          <w:sz w:val="26"/>
-          <w:szCs w:val="26"/>
-        </w:rPr>
-        <w:t xml:space="preserve"> Windows. Ở </w:t>
-      </w:r>
-      <w:proofErr w:type="spellStart"/>
-      <w:r>
-        <w:rPr>
-          <w:rFonts w:ascii="Times New Roman" w:hAnsi="Times New Roman" w:cs="Times New Roman"/>
-          <w:sz w:val="26"/>
-          <w:szCs w:val="26"/>
-        </w:rPr>
-        <w:t>mục</w:t>
-      </w:r>
-      <w:proofErr w:type="spellEnd"/>
-      <w:r>
-        <w:rPr>
-          <w:rFonts w:ascii="Times New Roman" w:hAnsi="Times New Roman" w:cs="Times New Roman"/>
-          <w:sz w:val="26"/>
-          <w:szCs w:val="26"/>
-        </w:rPr>
-        <w:t xml:space="preserve"> All project types → </w:t>
-      </w:r>
-      <w:proofErr w:type="spellStart"/>
-      <w:r>
-        <w:rPr>
-          <w:rFonts w:ascii="Times New Roman" w:hAnsi="Times New Roman" w:cs="Times New Roman"/>
-          <w:sz w:val="26"/>
-          <w:szCs w:val="26"/>
-        </w:rPr>
-        <w:t>chọn</w:t>
-      </w:r>
-      <w:proofErr w:type="spellEnd"/>
-      <w:r>
-        <w:rPr>
-          <w:rFonts w:ascii="Times New Roman" w:hAnsi="Times New Roman" w:cs="Times New Roman"/>
-          <w:sz w:val="26"/>
-          <w:szCs w:val="26"/>
-        </w:rPr>
-        <w:t xml:space="preserve"> Desktop.</w:t>
-      </w:r>
-    </w:p>
-    <w:p>
-      <w:pPr>
-        <w:rPr>
-          <w:rFonts w:ascii="Times New Roman" w:hAnsi="Times New Roman" w:cs="Times New Roman"/>
-          <w:sz w:val="26"/>
-          <w:szCs w:val="26"/>
-          <w:lang w:val="en-US"/>
-        </w:rPr>
-      </w:pPr>
-      <w:proofErr w:type="spellStart"/>
-      <w:r>
-        <w:rPr>
-          <w:rFonts w:ascii="Times New Roman" w:hAnsi="Times New Roman" w:cs="Times New Roman"/>
-          <w:sz w:val="26"/>
-          <w:szCs w:val="26"/>
-          <w:lang w:val="en-US"/>
-        </w:rPr>
-        <w:t>Bước</w:t>
-      </w:r>
-      <w:proofErr w:type="spellEnd"/>
-      <w:r>
-        <w:rPr>
-          <w:rFonts w:ascii="Times New Roman" w:hAnsi="Times New Roman" w:cs="Times New Roman"/>
-          <w:sz w:val="26"/>
-          <w:szCs w:val="26"/>
-          <w:lang w:val="en-US"/>
-        </w:rPr>
-        <w:t xml:space="preserve"> 3: </w:t>
-      </w:r>
-      <w:proofErr w:type="spellStart"/>
-      <w:r>
-        <w:rPr>
-          <w:rFonts w:ascii="Times New Roman" w:hAnsi="Times New Roman" w:cs="Times New Roman"/>
-          <w:sz w:val="26"/>
-          <w:szCs w:val="26"/>
-          <w:lang w:val="en-US"/>
-        </w:rPr>
-        <w:t>Trong</w:t>
-      </w:r>
-      <w:proofErr w:type="spellEnd"/>
-      <w:r>
-        <w:rPr>
-          <w:rFonts w:ascii="Times New Roman" w:hAnsi="Times New Roman" w:cs="Times New Roman"/>
-          <w:sz w:val="26"/>
-          <w:szCs w:val="26"/>
-          <w:lang w:val="en-US"/>
-        </w:rPr>
-        <w:t xml:space="preserve"> </w:t>
-      </w:r>
-      <w:proofErr w:type="spellStart"/>
-      <w:r>
-        <w:rPr>
-          <w:rFonts w:ascii="Times New Roman" w:hAnsi="Times New Roman" w:cs="Times New Roman"/>
-          <w:sz w:val="26"/>
-          <w:szCs w:val="26"/>
-          <w:lang w:val="en-US"/>
-        </w:rPr>
-        <w:t>cửa</w:t>
-      </w:r>
-      <w:proofErr w:type="spellEnd"/>
-      <w:r>
-        <w:rPr>
-          <w:rFonts w:ascii="Times New Roman" w:hAnsi="Times New Roman" w:cs="Times New Roman"/>
-          <w:sz w:val="26"/>
-          <w:szCs w:val="26"/>
-          <w:lang w:val="en-US"/>
-        </w:rPr>
-        <w:t xml:space="preserve"> </w:t>
-      </w:r>
-      <w:proofErr w:type="spellStart"/>
-      <w:r>
-        <w:rPr>
-          <w:rFonts w:ascii="Times New Roman" w:hAnsi="Times New Roman" w:cs="Times New Roman"/>
-          <w:sz w:val="26"/>
-          <w:szCs w:val="26"/>
-          <w:lang w:val="en-US"/>
-        </w:rPr>
-        <w:t>sổ</w:t>
-      </w:r>
-      <w:proofErr w:type="spellEnd"/>
-      <w:r>
-        <w:rPr>
-          <w:rFonts w:ascii="Times New Roman" w:hAnsi="Times New Roman" w:cs="Times New Roman"/>
-          <w:sz w:val="26"/>
-          <w:szCs w:val="26"/>
-          <w:lang w:val="en-US"/>
-        </w:rPr>
-        <w:t xml:space="preserve"> </w:t>
-      </w:r>
-      <w:proofErr w:type="spellStart"/>
-      <w:r>
-        <w:rPr>
-          <w:rFonts w:ascii="Times New Roman" w:hAnsi="Times New Roman" w:cs="Times New Roman"/>
-          <w:sz w:val="26"/>
-          <w:szCs w:val="26"/>
-          <w:lang w:val="en-US"/>
-        </w:rPr>
-        <w:t>tiếp</w:t>
-      </w:r>
-      <w:proofErr w:type="spellEnd"/>
-      <w:r>
-        <w:rPr>
-          <w:rFonts w:ascii="Times New Roman" w:hAnsi="Times New Roman" w:cs="Times New Roman"/>
-          <w:sz w:val="26"/>
-          <w:szCs w:val="26"/>
-          <w:lang w:val="en-US"/>
-        </w:rPr>
-        <w:t xml:space="preserve"> </w:t>
-      </w:r>
-      <w:proofErr w:type="spellStart"/>
-      <w:r>
-        <w:rPr>
-          <w:rFonts w:ascii="Times New Roman" w:hAnsi="Times New Roman" w:cs="Times New Roman"/>
-          <w:sz w:val="26"/>
-          <w:szCs w:val="26"/>
-          <w:lang w:val="en-US"/>
-        </w:rPr>
-        <w:t>theo</w:t>
-      </w:r>
-      <w:proofErr w:type="spellEnd"/>
-      <w:r>
-        <w:rPr>
-          <w:rFonts w:ascii="Times New Roman" w:hAnsi="Times New Roman" w:cs="Times New Roman"/>
-          <w:sz w:val="26"/>
-          <w:szCs w:val="26"/>
-          <w:lang w:val="en-US"/>
-        </w:rPr>
-        <w:t xml:space="preserve">, </w:t>
-      </w:r>
-      <w:proofErr w:type="spellStart"/>
-      <w:r>
-        <w:rPr>
-          <w:rFonts w:ascii="Times New Roman" w:hAnsi="Times New Roman" w:cs="Times New Roman"/>
-          <w:sz w:val="26"/>
-          <w:szCs w:val="26"/>
-          <w:lang w:val="en-US"/>
-        </w:rPr>
-        <w:t>bạn</w:t>
-      </w:r>
-      <w:proofErr w:type="spellEnd"/>
-      <w:r>
-        <w:rPr>
-          <w:rFonts w:ascii="Times New Roman" w:hAnsi="Times New Roman" w:cs="Times New Roman"/>
-          <w:sz w:val="26"/>
-          <w:szCs w:val="26"/>
-          <w:lang w:val="en-US"/>
-        </w:rPr>
-        <w:t xml:space="preserve"> </w:t>
-      </w:r>
-      <w:proofErr w:type="spellStart"/>
-      <w:r>
-        <w:rPr>
-          <w:rFonts w:ascii="Times New Roman" w:hAnsi="Times New Roman" w:cs="Times New Roman"/>
-          <w:sz w:val="26"/>
-          <w:szCs w:val="26"/>
-          <w:lang w:val="en-US"/>
-        </w:rPr>
-        <w:t>điền</w:t>
-      </w:r>
-      <w:proofErr w:type="spellEnd"/>
-      <w:r>
-        <w:rPr>
-          <w:rFonts w:ascii="Times New Roman" w:hAnsi="Times New Roman" w:cs="Times New Roman"/>
-          <w:sz w:val="26"/>
-          <w:szCs w:val="26"/>
-          <w:lang w:val="en-US"/>
-        </w:rPr>
-        <w:t xml:space="preserve"> </w:t>
-      </w:r>
-      <w:proofErr w:type="spellStart"/>
-      <w:r>
-        <w:rPr>
-          <w:rFonts w:ascii="Times New Roman" w:hAnsi="Times New Roman" w:cs="Times New Roman"/>
-          <w:sz w:val="26"/>
-          <w:szCs w:val="26"/>
-          <w:lang w:val="en-US"/>
-        </w:rPr>
-        <w:t>đầy</w:t>
-      </w:r>
-      <w:proofErr w:type="spellEnd"/>
-      <w:r>
-        <w:rPr>
-          <w:rFonts w:ascii="Times New Roman" w:hAnsi="Times New Roman" w:cs="Times New Roman"/>
-          <w:sz w:val="26"/>
-          <w:szCs w:val="26"/>
-          <w:lang w:val="en-US"/>
-        </w:rPr>
-        <w:t xml:space="preserve"> </w:t>
-      </w:r>
-      <w:proofErr w:type="spellStart"/>
-      <w:r>
-        <w:rPr>
-          <w:rFonts w:ascii="Times New Roman" w:hAnsi="Times New Roman" w:cs="Times New Roman"/>
-          <w:sz w:val="26"/>
-          <w:szCs w:val="26"/>
-          <w:lang w:val="en-US"/>
-        </w:rPr>
-        <w:t>đủ</w:t>
-      </w:r>
-      <w:proofErr w:type="spellEnd"/>
-      <w:r>
-        <w:rPr>
-          <w:rFonts w:ascii="Times New Roman" w:hAnsi="Times New Roman" w:cs="Times New Roman"/>
-          <w:sz w:val="26"/>
-          <w:szCs w:val="26"/>
-          <w:lang w:val="en-US"/>
-        </w:rPr>
-        <w:t xml:space="preserve"> </w:t>
-      </w:r>
-      <w:proofErr w:type="spellStart"/>
-      <w:r>
-        <w:rPr>
-          <w:rFonts w:ascii="Times New Roman" w:hAnsi="Times New Roman" w:cs="Times New Roman"/>
-          <w:sz w:val="26"/>
-          <w:szCs w:val="26"/>
-          <w:lang w:val="en-US"/>
-        </w:rPr>
-        <w:t>các</w:t>
-      </w:r>
-      <w:proofErr w:type="spellEnd"/>
-      <w:r>
-        <w:rPr>
-          <w:rFonts w:ascii="Times New Roman" w:hAnsi="Times New Roman" w:cs="Times New Roman"/>
-          <w:sz w:val="26"/>
-          <w:szCs w:val="26"/>
-          <w:lang w:val="en-US"/>
-        </w:rPr>
-        <w:t xml:space="preserve"> </w:t>
-      </w:r>
-      <w:proofErr w:type="spellStart"/>
-      <w:r>
-        <w:rPr>
-          <w:rFonts w:ascii="Times New Roman" w:hAnsi="Times New Roman" w:cs="Times New Roman"/>
-          <w:sz w:val="26"/>
-          <w:szCs w:val="26"/>
-          <w:lang w:val="en-US"/>
-        </w:rPr>
-        <w:t>thông</w:t>
-      </w:r>
-      <w:proofErr w:type="spellEnd"/>
-      <w:r>
-        <w:rPr>
-          <w:rFonts w:ascii="Times New Roman" w:hAnsi="Times New Roman" w:cs="Times New Roman"/>
-          <w:sz w:val="26"/>
-          <w:szCs w:val="26"/>
-          <w:lang w:val="en-US"/>
-        </w:rPr>
-        <w:t xml:space="preserve"> tin </w:t>
-      </w:r>
-      <w:proofErr w:type="spellStart"/>
-      <w:r>
-        <w:rPr>
-          <w:rFonts w:ascii="Times New Roman" w:hAnsi="Times New Roman" w:cs="Times New Roman"/>
-          <w:sz w:val="26"/>
-          <w:szCs w:val="26"/>
-          <w:lang w:val="en-US"/>
-        </w:rPr>
-        <w:t>về</w:t>
-      </w:r>
-      <w:proofErr w:type="spellEnd"/>
-      <w:r>
-        <w:rPr>
-          <w:rFonts w:ascii="Times New Roman" w:hAnsi="Times New Roman" w:cs="Times New Roman"/>
-          <w:sz w:val="26"/>
-          <w:szCs w:val="26"/>
-          <w:lang w:val="en-US"/>
-        </w:rPr>
-        <w:t xml:space="preserve"> Project.</w:t>
+        <w:t>1. Tạo Project Windows Forms Application trên Microsoft visualstudio 2022</w:t>
+      </w:r>
+    </w:p>
+    <w:p>
+      <w:pPr>
+        <w:rPr>
+          <w:rFonts w:ascii="Times New Roman" w:hAnsi="Times New Roman" w:cs="Times New Roman"/>
+          <w:sz w:val="26"/>
+          <w:szCs w:val="26"/>
+        </w:rPr>
+      </w:pPr>
+      <w:r>
+        <w:rPr>
+          <w:rFonts w:ascii="Times New Roman" w:hAnsi="Times New Roman" w:cs="Times New Roman"/>
+          <w:sz w:val="26"/>
+          <w:szCs w:val="26"/>
+        </w:rPr>
+        <w:t>Bước 1: Khởi động chương trình visual studio 2022.</w:t>
+      </w:r>
+    </w:p>
+    <w:p>
+      <w:pPr>
+        <w:rPr>
+          <w:rFonts w:ascii="Times New Roman" w:hAnsi="Times New Roman" w:cs="Times New Roman"/>
+          <w:sz w:val="26"/>
+          <w:szCs w:val="26"/>
+        </w:rPr>
+      </w:pPr>
+      <w:r>
+        <w:rPr>
+          <w:rFonts w:ascii="Times New Roman" w:hAnsi="Times New Roman" w:cs="Times New Roman"/>
+          <w:sz w:val="26"/>
+          <w:szCs w:val="26"/>
+        </w:rPr>
+        <w:t>Bước 2: Chọn Create a new project trên màn hình khởi động. Trong màn hình</w:t>
+      </w:r>
+    </w:p>
+    <w:p>
+      <w:pPr>
+        <w:rPr>
+          <w:rFonts w:ascii="Times New Roman" w:hAnsi="Times New Roman" w:cs="Times New Roman"/>
+          <w:sz w:val="26"/>
+          <w:szCs w:val="26"/>
+        </w:rPr>
+      </w:pPr>
+      <w:r>
+        <w:rPr>
+          <w:rFonts w:ascii="Times New Roman" w:hAnsi="Times New Roman" w:cs="Times New Roman"/>
+          <w:sz w:val="26"/>
+          <w:szCs w:val="26"/>
+        </w:rPr>
+        <w:t>tiếp theo, ở mục All languages → chọn C# trong danh sách ngôn ngữ lập trình.</w:t>
+      </w:r>
+    </w:p>
+    <w:p>
+      <w:pPr>
+        <w:rPr>
+          <w:rFonts w:ascii="Times New Roman" w:hAnsi="Times New Roman" w:cs="Times New Roman"/>
+          <w:sz w:val="26"/>
+          <w:szCs w:val="26"/>
+        </w:rPr>
+      </w:pPr>
+      <w:r>
+        <w:rPr>
+          <w:rFonts w:ascii="Times New Roman" w:hAnsi="Times New Roman" w:cs="Times New Roman"/>
+          <w:sz w:val="26"/>
+          <w:szCs w:val="26"/>
+        </w:rPr>
+        <w:t>Mục All platforms → chọn Windows. Ở mục All project types → chọn Desktop.</w:t>
+      </w:r>
+    </w:p>
+    <w:p>
+      <w:pPr>
+        <w:rPr>
+          <w:rFonts w:ascii="Times New Roman" w:hAnsi="Times New Roman" w:cs="Times New Roman"/>
+          <w:sz w:val="26"/>
+          <w:szCs w:val="26"/>
+          <w:lang w:val="en-US"/>
+        </w:rPr>
+      </w:pPr>
+      <w:r>
+        <w:rPr>
+          <w:rFonts w:ascii="Times New Roman" w:hAnsi="Times New Roman" w:cs="Times New Roman"/>
+          <w:sz w:val="26"/>
+          <w:szCs w:val="26"/>
+          <w:lang w:val="en-US"/>
+        </w:rPr>
+        <w:t>Bước 3: Trong cửa sổ tiếp theo, bạn điền đầy đủ các thông tin về Project.</w:t>
       </w:r>
     </w:p>
     <w:p>
@@ -1031,47 +214,7 @@
           <w:szCs w:val="26"/>
           <w:lang w:val="en-US"/>
         </w:rPr>
-        <w:t xml:space="preserve">Sau </w:t>
-      </w:r>
-      <w:proofErr w:type="spellStart"/>
-      <w:r>
-        <w:rPr>
-          <w:rFonts w:ascii="Times New Roman" w:hAnsi="Times New Roman" w:cs="Times New Roman"/>
-          <w:sz w:val="26"/>
-          <w:szCs w:val="26"/>
-          <w:lang w:val="en-US"/>
-        </w:rPr>
-        <w:t>khi</w:t>
-      </w:r>
-      <w:proofErr w:type="spellEnd"/>
-      <w:r>
-        <w:rPr>
-          <w:rFonts w:ascii="Times New Roman" w:hAnsi="Times New Roman" w:cs="Times New Roman"/>
-          <w:sz w:val="26"/>
-          <w:szCs w:val="26"/>
-          <w:lang w:val="en-US"/>
-        </w:rPr>
-        <w:t xml:space="preserve"> </w:t>
-      </w:r>
-      <w:proofErr w:type="spellStart"/>
-      <w:r>
-        <w:rPr>
-          <w:rFonts w:ascii="Times New Roman" w:hAnsi="Times New Roman" w:cs="Times New Roman"/>
-          <w:sz w:val="26"/>
-          <w:szCs w:val="26"/>
-          <w:lang w:val="en-US"/>
-        </w:rPr>
-        <w:t>tạo</w:t>
-      </w:r>
-      <w:proofErr w:type="spellEnd"/>
-      <w:r>
-        <w:rPr>
-          <w:rFonts w:ascii="Times New Roman" w:hAnsi="Times New Roman" w:cs="Times New Roman"/>
-          <w:sz w:val="26"/>
-          <w:szCs w:val="26"/>
-          <w:lang w:val="en-US"/>
-        </w:rPr>
-        <w:t>:</w:t>
+        <w:t>Sau khi tạo:</w:t>
       </w:r>
       <w:r>
         <w:rPr>
@@ -1157,45 +300,8 @@
           <w:lang w:val="en-US"/>
         </w:rPr>
         <w:lastRenderedPageBreak/>
-        <w:t xml:space="preserve">2. </w:t>
-      </w:r>
-      <w:proofErr w:type="spellStart"/>
-      <w:r>
-        <w:rPr>
-          <w:rFonts w:ascii="Times New Roman" w:hAnsi="Times New Roman" w:cs="Times New Roman"/>
-          <w:b/>
-          <w:bCs/>
-          <w:sz w:val="26"/>
-          <w:szCs w:val="26"/>
-          <w:lang w:val="en-US"/>
-        </w:rPr>
-        <w:t>Thực</w:t>
-      </w:r>
-      <w:proofErr w:type="spellEnd"/>
-      <w:r>
-        <w:rPr>
-          <w:rFonts w:ascii="Times New Roman" w:hAnsi="Times New Roman" w:cs="Times New Roman"/>
-          <w:b/>
-          <w:bCs/>
-          <w:sz w:val="26"/>
-          <w:szCs w:val="26"/>
-          <w:lang w:val="en-US"/>
-        </w:rPr>
-        <w:t xml:space="preserve"> </w:t>
-      </w:r>
-      <w:proofErr w:type="spellStart"/>
-      <w:r>
-        <w:rPr>
-          <w:rFonts w:ascii="Times New Roman" w:hAnsi="Times New Roman" w:cs="Times New Roman"/>
-          <w:b/>
-          <w:bCs/>
-          <w:sz w:val="26"/>
-          <w:szCs w:val="26"/>
-          <w:lang w:val="en-US"/>
-        </w:rPr>
-        <w:t>hành</w:t>
-      </w:r>
-      <w:proofErr w:type="spellEnd"/>
+        <w:t>2. Thực hành</w:t>
+      </w:r>
     </w:p>
     <w:p>
       <w:pPr>
@@ -1211,84 +317,33 @@
           <w:lang w:val="en-US"/>
         </w:rPr>
       </w:pPr>
-      <w:proofErr w:type="spellStart"/>
-      <w:r>
-        <w:rPr>
-          <w:rFonts w:ascii="Times New Roman" w:hAnsi="Times New Roman" w:cs="Times New Roman"/>
-          <w:sz w:val="26"/>
-          <w:szCs w:val="26"/>
-          <w:lang w:val="en-US"/>
-        </w:rPr>
-        <w:t>Thực</w:t>
-      </w:r>
-      <w:proofErr w:type="spellEnd"/>
-      <w:r>
-        <w:rPr>
-          <w:rFonts w:ascii="Times New Roman" w:hAnsi="Times New Roman" w:cs="Times New Roman"/>
-          <w:sz w:val="26"/>
-          <w:szCs w:val="26"/>
-          <w:lang w:val="en-US"/>
-        </w:rPr>
-        <w:t xml:space="preserve"> </w:t>
-      </w:r>
-      <w:proofErr w:type="spellStart"/>
-      <w:r>
-        <w:rPr>
-          <w:rFonts w:ascii="Times New Roman" w:hAnsi="Times New Roman" w:cs="Times New Roman"/>
-          <w:sz w:val="26"/>
-          <w:szCs w:val="26"/>
-          <w:lang w:val="en-US"/>
-        </w:rPr>
-        <w:t>hành</w:t>
-      </w:r>
-      <w:proofErr w:type="spellEnd"/>
-      <w:r>
-        <w:rPr>
-          <w:rFonts w:ascii="Times New Roman" w:hAnsi="Times New Roman" w:cs="Times New Roman"/>
-          <w:sz w:val="26"/>
-          <w:szCs w:val="26"/>
-          <w:lang w:val="en-US"/>
-        </w:rPr>
-        <w:t xml:space="preserve"> 1: </w:t>
-      </w:r>
-    </w:p>
-    <w:p>
-      <w:pPr>
-        <w:rPr>
-          <w:rFonts w:ascii="Times New Roman" w:hAnsi="Times New Roman" w:cs="Times New Roman"/>
-          <w:sz w:val="26"/>
-          <w:szCs w:val="26"/>
-          <w:lang w:val="en-US"/>
-        </w:rPr>
-      </w:pPr>
-      <w:r>
-        <w:rPr>
-          <w:rFonts w:ascii="Times New Roman" w:hAnsi="Times New Roman" w:cs="Times New Roman"/>
-          <w:sz w:val="26"/>
-          <w:szCs w:val="26"/>
-          <w:lang w:val="en-US"/>
-        </w:rPr>
-        <w:t xml:space="preserve">+ Giao </w:t>
-      </w:r>
-      <w:proofErr w:type="spellStart"/>
-      <w:r>
-        <w:rPr>
-          <w:rFonts w:ascii="Times New Roman" w:hAnsi="Times New Roman" w:cs="Times New Roman"/>
-          <w:sz w:val="26"/>
-          <w:szCs w:val="26"/>
-          <w:lang w:val="en-US"/>
-        </w:rPr>
-        <w:t>diện</w:t>
-      </w:r>
-      <w:proofErr w:type="spellEnd"/>
-      <w:r>
-        <w:rPr>
-          <w:rFonts w:ascii="Times New Roman" w:hAnsi="Times New Roman" w:cs="Times New Roman"/>
-          <w:sz w:val="26"/>
-          <w:szCs w:val="26"/>
-          <w:lang w:val="en-US"/>
-        </w:rPr>
-        <w:t>:</w:t>
+      <w:r>
+        <w:rPr>
+          <w:rFonts w:ascii="Times New Roman" w:hAnsi="Times New Roman" w:cs="Times New Roman"/>
+          <w:sz w:val="26"/>
+          <w:szCs w:val="26"/>
+          <w:lang w:val="en-US"/>
+        </w:rPr>
+        <w:t xml:space="preserve">Thực hành 1: </w:t>
+      </w:r>
+    </w:p>
+    <w:p>
+      <w:pPr>
+        <w:rPr>
+          <w:rFonts w:ascii="Times New Roman" w:hAnsi="Times New Roman" w:cs="Times New Roman"/>
+          <w:sz w:val="26"/>
+          <w:szCs w:val="26"/>
+          <w:lang w:val="en-US"/>
+        </w:rPr>
+      </w:pPr>
+      <w:r>
+        <w:rPr>
+          <w:rFonts w:ascii="Times New Roman" w:hAnsi="Times New Roman" w:cs="Times New Roman"/>
+          <w:sz w:val="26"/>
+          <w:szCs w:val="26"/>
+          <w:lang w:val="en-US"/>
+        </w:rPr>
+        <w:t>+ Giao diện:</w:t>
       </w:r>
       <w:r>
         <w:rPr>
@@ -1350,107 +405,7 @@
           <w:lang w:val="en-US"/>
         </w:rPr>
         <w:br/>
-        <w:t xml:space="preserve">+ </w:t>
-      </w:r>
-      <w:proofErr w:type="spellStart"/>
-      <w:r>
-        <w:rPr>
-          <w:rFonts w:ascii="Times New Roman" w:hAnsi="Times New Roman" w:cs="Times New Roman"/>
-          <w:sz w:val="26"/>
-          <w:szCs w:val="26"/>
-          <w:lang w:val="en-US"/>
-        </w:rPr>
-        <w:t>Thực</w:t>
-      </w:r>
-      <w:proofErr w:type="spellEnd"/>
-      <w:r>
-        <w:rPr>
-          <w:rFonts w:ascii="Times New Roman" w:hAnsi="Times New Roman" w:cs="Times New Roman"/>
-          <w:sz w:val="26"/>
-          <w:szCs w:val="26"/>
-          <w:lang w:val="en-US"/>
-        </w:rPr>
-        <w:t xml:space="preserve"> </w:t>
-      </w:r>
-      <w:proofErr w:type="spellStart"/>
-      <w:r>
-        <w:rPr>
-          <w:rFonts w:ascii="Times New Roman" w:hAnsi="Times New Roman" w:cs="Times New Roman"/>
-          <w:sz w:val="26"/>
-          <w:szCs w:val="26"/>
-          <w:lang w:val="en-US"/>
-        </w:rPr>
-        <w:t>hiện</w:t>
-      </w:r>
-      <w:proofErr w:type="spellEnd"/>
-      <w:r>
-        <w:rPr>
-          <w:rFonts w:ascii="Times New Roman" w:hAnsi="Times New Roman" w:cs="Times New Roman"/>
-          <w:sz w:val="26"/>
-          <w:szCs w:val="26"/>
-          <w:lang w:val="en-US"/>
-        </w:rPr>
-        <w:t xml:space="preserve"> </w:t>
-      </w:r>
-      <w:proofErr w:type="spellStart"/>
-      <w:r>
-        <w:rPr>
-          <w:rFonts w:ascii="Times New Roman" w:hAnsi="Times New Roman" w:cs="Times New Roman"/>
-          <w:sz w:val="26"/>
-          <w:szCs w:val="26"/>
-          <w:lang w:val="en-US"/>
-        </w:rPr>
-        <w:t>các</w:t>
-      </w:r>
-      <w:proofErr w:type="spellEnd"/>
-      <w:r>
-        <w:rPr>
-          <w:rFonts w:ascii="Times New Roman" w:hAnsi="Times New Roman" w:cs="Times New Roman"/>
-          <w:sz w:val="26"/>
-          <w:szCs w:val="26"/>
-          <w:lang w:val="en-US"/>
-        </w:rPr>
-        <w:t xml:space="preserve"> </w:t>
-      </w:r>
-      <w:proofErr w:type="spellStart"/>
-      <w:r>
-        <w:rPr>
-          <w:rFonts w:ascii="Times New Roman" w:hAnsi="Times New Roman" w:cs="Times New Roman"/>
-          <w:sz w:val="26"/>
-          <w:szCs w:val="26"/>
-          <w:lang w:val="en-US"/>
-        </w:rPr>
-        <w:t>phép</w:t>
-      </w:r>
-      <w:proofErr w:type="spellEnd"/>
-      <w:r>
-        <w:rPr>
-          <w:rFonts w:ascii="Times New Roman" w:hAnsi="Times New Roman" w:cs="Times New Roman"/>
-          <w:sz w:val="26"/>
-          <w:szCs w:val="26"/>
-          <w:lang w:val="en-US"/>
-        </w:rPr>
-        <w:t xml:space="preserve"> </w:t>
-      </w:r>
-      <w:proofErr w:type="spellStart"/>
-      <w:r>
-        <w:rPr>
-          <w:rFonts w:ascii="Times New Roman" w:hAnsi="Times New Roman" w:cs="Times New Roman"/>
-          <w:sz w:val="26"/>
-          <w:szCs w:val="26"/>
-          <w:lang w:val="en-US"/>
-        </w:rPr>
-        <w:t>tính</w:t>
-      </w:r>
-      <w:proofErr w:type="spellEnd"/>
-      <w:r>
-        <w:rPr>
-          <w:rFonts w:ascii="Times New Roman" w:hAnsi="Times New Roman" w:cs="Times New Roman"/>
-          <w:sz w:val="26"/>
-          <w:szCs w:val="26"/>
-          <w:lang w:val="en-US"/>
-        </w:rPr>
-        <w:t>:</w:t>
+        <w:t>+ Thực hiện các phép tính:</w:t>
       </w:r>
     </w:p>
     <w:p>
@@ -1467,45 +422,14 @@
           <w:lang w:val="en-US"/>
         </w:rPr>
       </w:pPr>
-      <w:proofErr w:type="spellStart"/>
-      <w:r>
-        <w:rPr>
-          <w:rFonts w:ascii="Times New Roman" w:hAnsi="Times New Roman" w:cs="Times New Roman"/>
-          <w:sz w:val="26"/>
-          <w:szCs w:val="26"/>
-          <w:lang w:val="en-US"/>
-        </w:rPr>
-        <w:t>Phép</w:t>
-      </w:r>
-      <w:proofErr w:type="spellEnd"/>
-      <w:r>
-        <w:rPr>
-          <w:rFonts w:ascii="Times New Roman" w:hAnsi="Times New Roman" w:cs="Times New Roman"/>
-          <w:sz w:val="26"/>
-          <w:szCs w:val="26"/>
-          <w:lang w:val="en-US"/>
-        </w:rPr>
-        <w:t xml:space="preserve"> </w:t>
-      </w:r>
-      <w:proofErr w:type="spellStart"/>
-      <w:r>
-        <w:rPr>
-          <w:rFonts w:ascii="Times New Roman" w:hAnsi="Times New Roman" w:cs="Times New Roman"/>
-          <w:sz w:val="26"/>
-          <w:szCs w:val="26"/>
-          <w:lang w:val="en-US"/>
-        </w:rPr>
-        <w:t>cộng</w:t>
-      </w:r>
-      <w:proofErr w:type="spellEnd"/>
-      <w:r>
-        <w:rPr>
-          <w:rFonts w:ascii="Times New Roman" w:hAnsi="Times New Roman" w:cs="Times New Roman"/>
-          <w:sz w:val="26"/>
-          <w:szCs w:val="26"/>
-          <w:lang w:val="en-US"/>
-        </w:rPr>
-        <w:t>:</w:t>
+      <w:r>
+        <w:rPr>
+          <w:rFonts w:ascii="Times New Roman" w:hAnsi="Times New Roman" w:cs="Times New Roman"/>
+          <w:sz w:val="26"/>
+          <w:szCs w:val="26"/>
+          <w:lang w:val="en-US"/>
+        </w:rPr>
+        <w:t>Phép cộng:</w:t>
       </w:r>
     </w:p>
     <w:p>
@@ -1575,45 +499,14 @@
           <w:lang w:val="en-US"/>
         </w:rPr>
       </w:pPr>
-      <w:proofErr w:type="spellStart"/>
-      <w:r>
-        <w:rPr>
-          <w:rFonts w:ascii="Times New Roman" w:hAnsi="Times New Roman" w:cs="Times New Roman"/>
-          <w:sz w:val="26"/>
-          <w:szCs w:val="26"/>
-          <w:lang w:val="en-US"/>
-        </w:rPr>
-        <w:t>Phép</w:t>
-      </w:r>
-      <w:proofErr w:type="spellEnd"/>
-      <w:r>
-        <w:rPr>
-          <w:rFonts w:ascii="Times New Roman" w:hAnsi="Times New Roman" w:cs="Times New Roman"/>
-          <w:sz w:val="26"/>
-          <w:szCs w:val="26"/>
-          <w:lang w:val="en-US"/>
-        </w:rPr>
-        <w:t xml:space="preserve"> </w:t>
-      </w:r>
-      <w:proofErr w:type="spellStart"/>
-      <w:r>
-        <w:rPr>
-          <w:rFonts w:ascii="Times New Roman" w:hAnsi="Times New Roman" w:cs="Times New Roman"/>
-          <w:sz w:val="26"/>
-          <w:szCs w:val="26"/>
-          <w:lang w:val="en-US"/>
-        </w:rPr>
-        <w:t>trừ</w:t>
-      </w:r>
-      <w:proofErr w:type="spellEnd"/>
-      <w:r>
-        <w:rPr>
-          <w:rFonts w:ascii="Times New Roman" w:hAnsi="Times New Roman" w:cs="Times New Roman"/>
-          <w:sz w:val="26"/>
-          <w:szCs w:val="26"/>
-          <w:lang w:val="en-US"/>
-        </w:rPr>
-        <w:t>:</w:t>
+      <w:r>
+        <w:rPr>
+          <w:rFonts w:ascii="Times New Roman" w:hAnsi="Times New Roman" w:cs="Times New Roman"/>
+          <w:sz w:val="26"/>
+          <w:szCs w:val="26"/>
+          <w:lang w:val="en-US"/>
+        </w:rPr>
+        <w:t>Phép trừ:</w:t>
       </w:r>
     </w:p>
     <w:p>
@@ -1684,37 +577,15 @@
           <w:lang w:val="en-US"/>
         </w:rPr>
       </w:pPr>
-      <w:proofErr w:type="spellStart"/>
-      <w:r>
-        <w:rPr>
-          <w:rFonts w:ascii="Times New Roman" w:hAnsi="Times New Roman" w:cs="Times New Roman"/>
-          <w:sz w:val="26"/>
-          <w:szCs w:val="26"/>
-          <w:lang w:val="en-US"/>
-        </w:rPr>
-        <w:t>Phép</w:t>
-      </w:r>
-      <w:proofErr w:type="spellEnd"/>
-      <w:r>
-        <w:rPr>
-          <w:rFonts w:ascii="Times New Roman" w:hAnsi="Times New Roman" w:cs="Times New Roman"/>
-          <w:sz w:val="26"/>
-          <w:szCs w:val="26"/>
-          <w:lang w:val="en-US"/>
-        </w:rPr>
-        <w:t xml:space="preserve"> </w:t>
-      </w:r>
-      <w:proofErr w:type="spellStart"/>
-      <w:r>
-        <w:rPr>
-          <w:rFonts w:ascii="Times New Roman" w:hAnsi="Times New Roman" w:cs="Times New Roman"/>
-          <w:sz w:val="26"/>
-          <w:szCs w:val="26"/>
-          <w:lang w:val="en-US"/>
-        </w:rPr>
-        <w:t>Nhân</w:t>
-      </w:r>
-      <w:proofErr w:type="spellEnd"/>
+      <w:r>
+        <w:rPr>
+          <w:rFonts w:ascii="Times New Roman" w:hAnsi="Times New Roman" w:cs="Times New Roman"/>
+          <w:sz w:val="26"/>
+          <w:szCs w:val="26"/>
+          <w:lang w:val="en-US"/>
+        </w:rPr>
+        <w:t>Phép Nhân</w:t>
+      </w:r>
       <w:r>
         <w:rPr>
           <w:rFonts w:ascii="Times New Roman" w:hAnsi="Times New Roman" w:cs="Times New Roman"/>
@@ -1792,25 +663,14 @@
           <w:lang w:val="en-US"/>
         </w:rPr>
       </w:pPr>
-      <w:proofErr w:type="spellStart"/>
-      <w:r>
-        <w:rPr>
-          <w:rFonts w:ascii="Times New Roman" w:hAnsi="Times New Roman" w:cs="Times New Roman"/>
-          <w:sz w:val="26"/>
-          <w:szCs w:val="26"/>
-          <w:lang w:val="en-US"/>
-        </w:rPr>
-        <w:t>Phép</w:t>
-      </w:r>
-      <w:proofErr w:type="spellEnd"/>
-      <w:r>
-        <w:rPr>
-          <w:rFonts w:ascii="Times New Roman" w:hAnsi="Times New Roman" w:cs="Times New Roman"/>
-          <w:sz w:val="26"/>
-          <w:szCs w:val="26"/>
-          <w:lang w:val="en-US"/>
-        </w:rPr>
-        <w:t xml:space="preserve"> Chia</w:t>
+      <w:r>
+        <w:rPr>
+          <w:rFonts w:ascii="Times New Roman" w:hAnsi="Times New Roman" w:cs="Times New Roman"/>
+          <w:sz w:val="26"/>
+          <w:szCs w:val="26"/>
+          <w:lang w:val="en-US"/>
+        </w:rPr>
+        <w:t>Phép Chia</w:t>
       </w:r>
       <w:r>
         <w:rPr>
@@ -1890,45 +750,14 @@
           <w:lang w:val="en-US"/>
         </w:rPr>
       </w:pPr>
-      <w:proofErr w:type="spellStart"/>
-      <w:r>
-        <w:rPr>
-          <w:rFonts w:ascii="Times New Roman" w:hAnsi="Times New Roman" w:cs="Times New Roman"/>
-          <w:sz w:val="26"/>
-          <w:szCs w:val="26"/>
-          <w:lang w:val="en-US"/>
-        </w:rPr>
-        <w:t>Nút</w:t>
-      </w:r>
-      <w:proofErr w:type="spellEnd"/>
-      <w:r>
-        <w:rPr>
-          <w:rFonts w:ascii="Times New Roman" w:hAnsi="Times New Roman" w:cs="Times New Roman"/>
-          <w:sz w:val="26"/>
-          <w:szCs w:val="26"/>
-          <w:lang w:val="en-US"/>
-        </w:rPr>
-        <w:t xml:space="preserve"> </w:t>
-      </w:r>
-      <w:proofErr w:type="spellStart"/>
-      <w:r>
-        <w:rPr>
-          <w:rFonts w:ascii="Times New Roman" w:hAnsi="Times New Roman" w:cs="Times New Roman"/>
-          <w:sz w:val="26"/>
-          <w:szCs w:val="26"/>
-          <w:lang w:val="en-US"/>
-        </w:rPr>
-        <w:t>Thoát</w:t>
-      </w:r>
-      <w:proofErr w:type="spellEnd"/>
-      <w:r>
-        <w:rPr>
-          <w:rFonts w:ascii="Times New Roman" w:hAnsi="Times New Roman" w:cs="Times New Roman"/>
-          <w:sz w:val="26"/>
-          <w:szCs w:val="26"/>
-          <w:lang w:val="en-US"/>
-        </w:rPr>
-        <w:t>:</w:t>
+      <w:r>
+        <w:rPr>
+          <w:rFonts w:ascii="Times New Roman" w:hAnsi="Times New Roman" w:cs="Times New Roman"/>
+          <w:sz w:val="26"/>
+          <w:szCs w:val="26"/>
+          <w:lang w:val="en-US"/>
+        </w:rPr>
+        <w:t>Nút Thoát:</w:t>
       </w:r>
     </w:p>
     <w:p>
@@ -1995,84 +824,33 @@
           <w:lang w:val="en-US"/>
         </w:rPr>
       </w:pPr>
-      <w:proofErr w:type="spellStart"/>
-      <w:r>
-        <w:rPr>
-          <w:rFonts w:ascii="Times New Roman" w:hAnsi="Times New Roman" w:cs="Times New Roman"/>
-          <w:sz w:val="26"/>
-          <w:szCs w:val="26"/>
-          <w:lang w:val="en-US"/>
-        </w:rPr>
-        <w:t>Áp</w:t>
-      </w:r>
-      <w:proofErr w:type="spellEnd"/>
-      <w:r>
-        <w:rPr>
-          <w:rFonts w:ascii="Times New Roman" w:hAnsi="Times New Roman" w:cs="Times New Roman"/>
-          <w:sz w:val="26"/>
-          <w:szCs w:val="26"/>
-          <w:lang w:val="en-US"/>
-        </w:rPr>
-        <w:t xml:space="preserve"> </w:t>
-      </w:r>
-      <w:proofErr w:type="spellStart"/>
-      <w:r>
-        <w:rPr>
-          <w:rFonts w:ascii="Times New Roman" w:hAnsi="Times New Roman" w:cs="Times New Roman"/>
-          <w:sz w:val="26"/>
-          <w:szCs w:val="26"/>
-          <w:lang w:val="en-US"/>
-        </w:rPr>
-        <w:t>dụng</w:t>
-      </w:r>
-      <w:proofErr w:type="spellEnd"/>
-      <w:r>
-        <w:rPr>
-          <w:rFonts w:ascii="Times New Roman" w:hAnsi="Times New Roman" w:cs="Times New Roman"/>
-          <w:sz w:val="26"/>
-          <w:szCs w:val="26"/>
-          <w:lang w:val="en-US"/>
-        </w:rPr>
-        <w:t xml:space="preserve"> 1:</w:t>
-      </w:r>
-    </w:p>
-    <w:p>
-      <w:pPr>
-        <w:rPr>
-          <w:rFonts w:ascii="Times New Roman" w:hAnsi="Times New Roman" w:cs="Times New Roman"/>
-          <w:sz w:val="26"/>
-          <w:szCs w:val="26"/>
-          <w:lang w:val="en-US"/>
-        </w:rPr>
-      </w:pPr>
-      <w:r>
-        <w:rPr>
-          <w:rFonts w:ascii="Times New Roman" w:hAnsi="Times New Roman" w:cs="Times New Roman"/>
-          <w:sz w:val="26"/>
-          <w:szCs w:val="26"/>
-          <w:lang w:val="en-US"/>
-        </w:rPr>
-        <w:t xml:space="preserve">+ Giao </w:t>
-      </w:r>
-      <w:proofErr w:type="spellStart"/>
-      <w:r>
-        <w:rPr>
-          <w:rFonts w:ascii="Times New Roman" w:hAnsi="Times New Roman" w:cs="Times New Roman"/>
-          <w:sz w:val="26"/>
-          <w:szCs w:val="26"/>
-          <w:lang w:val="en-US"/>
-        </w:rPr>
-        <w:t>diện</w:t>
-      </w:r>
-      <w:proofErr w:type="spellEnd"/>
-      <w:r>
-        <w:rPr>
-          <w:rFonts w:ascii="Times New Roman" w:hAnsi="Times New Roman" w:cs="Times New Roman"/>
-          <w:sz w:val="26"/>
-          <w:szCs w:val="26"/>
-          <w:lang w:val="en-US"/>
-        </w:rPr>
-        <w:t>:</w:t>
+      <w:r>
+        <w:rPr>
+          <w:rFonts w:ascii="Times New Roman" w:hAnsi="Times New Roman" w:cs="Times New Roman"/>
+          <w:sz w:val="26"/>
+          <w:szCs w:val="26"/>
+          <w:lang w:val="en-US"/>
+        </w:rPr>
+        <w:t>Áp dụng 1:</w:t>
+      </w:r>
+    </w:p>
+    <w:p>
+      <w:pPr>
+        <w:rPr>
+          <w:rFonts w:ascii="Times New Roman" w:hAnsi="Times New Roman" w:cs="Times New Roman"/>
+          <w:sz w:val="26"/>
+          <w:szCs w:val="26"/>
+          <w:lang w:val="en-US"/>
+        </w:rPr>
+      </w:pPr>
+      <w:r>
+        <w:rPr>
+          <w:rFonts w:ascii="Times New Roman" w:hAnsi="Times New Roman" w:cs="Times New Roman"/>
+          <w:sz w:val="26"/>
+          <w:szCs w:val="26"/>
+          <w:lang w:val="en-US"/>
+        </w:rPr>
+        <w:t>+ Giao diện:</w:t>
       </w:r>
     </w:p>
     <w:p>
@@ -2145,47 +923,7 @@
           <w:szCs w:val="26"/>
           <w:lang w:val="en-US"/>
         </w:rPr>
-        <w:t xml:space="preserve">+ </w:t>
-      </w:r>
-      <w:proofErr w:type="spellStart"/>
-      <w:r>
-        <w:rPr>
-          <w:rFonts w:ascii="Times New Roman" w:hAnsi="Times New Roman" w:cs="Times New Roman"/>
-          <w:sz w:val="26"/>
-          <w:szCs w:val="26"/>
-          <w:lang w:val="en-US"/>
-        </w:rPr>
-        <w:t>Thực</w:t>
-      </w:r>
-      <w:proofErr w:type="spellEnd"/>
-      <w:r>
-        <w:rPr>
-          <w:rFonts w:ascii="Times New Roman" w:hAnsi="Times New Roman" w:cs="Times New Roman"/>
-          <w:sz w:val="26"/>
-          <w:szCs w:val="26"/>
-          <w:lang w:val="en-US"/>
-        </w:rPr>
-        <w:t xml:space="preserve"> </w:t>
-      </w:r>
-      <w:proofErr w:type="spellStart"/>
-      <w:r>
-        <w:rPr>
-          <w:rFonts w:ascii="Times New Roman" w:hAnsi="Times New Roman" w:cs="Times New Roman"/>
-          <w:sz w:val="26"/>
-          <w:szCs w:val="26"/>
-          <w:lang w:val="en-US"/>
-        </w:rPr>
-        <w:t>hiện</w:t>
-      </w:r>
-      <w:proofErr w:type="spellEnd"/>
-      <w:r>
-        <w:rPr>
-          <w:rFonts w:ascii="Times New Roman" w:hAnsi="Times New Roman" w:cs="Times New Roman"/>
-          <w:sz w:val="26"/>
-          <w:szCs w:val="26"/>
-          <w:lang w:val="en-US"/>
-        </w:rPr>
-        <w:t>:</w:t>
+        <w:t>+ Thực hiện:</w:t>
       </w:r>
     </w:p>
     <w:p>
@@ -2357,85 +1095,14 @@
           <w:lang w:val="en-US"/>
         </w:rPr>
       </w:pPr>
-      <w:proofErr w:type="spellStart"/>
-      <w:r>
-        <w:rPr>
-          <w:rFonts w:ascii="Times New Roman" w:hAnsi="Times New Roman" w:cs="Times New Roman"/>
-          <w:sz w:val="26"/>
-          <w:szCs w:val="26"/>
-          <w:lang w:val="en-US"/>
-        </w:rPr>
-        <w:t>Nếu</w:t>
-      </w:r>
-      <w:proofErr w:type="spellEnd"/>
-      <w:r>
-        <w:rPr>
-          <w:rFonts w:ascii="Times New Roman" w:hAnsi="Times New Roman" w:cs="Times New Roman"/>
-          <w:sz w:val="26"/>
-          <w:szCs w:val="26"/>
-          <w:lang w:val="en-US"/>
-        </w:rPr>
-        <w:t xml:space="preserve"> </w:t>
-      </w:r>
-      <w:proofErr w:type="spellStart"/>
-      <w:r>
-        <w:rPr>
-          <w:rFonts w:ascii="Times New Roman" w:hAnsi="Times New Roman" w:cs="Times New Roman"/>
-          <w:sz w:val="26"/>
-          <w:szCs w:val="26"/>
-          <w:lang w:val="en-US"/>
-        </w:rPr>
-        <w:t>chưa</w:t>
-      </w:r>
-      <w:proofErr w:type="spellEnd"/>
-      <w:r>
-        <w:rPr>
-          <w:rFonts w:ascii="Times New Roman" w:hAnsi="Times New Roman" w:cs="Times New Roman"/>
-          <w:sz w:val="26"/>
-          <w:szCs w:val="26"/>
-          <w:lang w:val="en-US"/>
-        </w:rPr>
-        <w:t xml:space="preserve"> </w:t>
-      </w:r>
-      <w:proofErr w:type="spellStart"/>
-      <w:r>
-        <w:rPr>
-          <w:rFonts w:ascii="Times New Roman" w:hAnsi="Times New Roman" w:cs="Times New Roman"/>
-          <w:sz w:val="26"/>
-          <w:szCs w:val="26"/>
-          <w:lang w:val="en-US"/>
-        </w:rPr>
-        <w:t>chọn</w:t>
-      </w:r>
-      <w:proofErr w:type="spellEnd"/>
-      <w:r>
-        <w:rPr>
-          <w:rFonts w:ascii="Times New Roman" w:hAnsi="Times New Roman" w:cs="Times New Roman"/>
-          <w:sz w:val="26"/>
-          <w:szCs w:val="26"/>
-          <w:lang w:val="en-US"/>
-        </w:rPr>
-        <w:t xml:space="preserve"> USCLN </w:t>
-      </w:r>
-      <w:proofErr w:type="spellStart"/>
-      <w:r>
-        <w:rPr>
-          <w:rFonts w:ascii="Times New Roman" w:hAnsi="Times New Roman" w:cs="Times New Roman"/>
-          <w:sz w:val="26"/>
-          <w:szCs w:val="26"/>
-          <w:lang w:val="en-US"/>
-        </w:rPr>
-        <w:t>hoặc</w:t>
-      </w:r>
-      <w:proofErr w:type="spellEnd"/>
-      <w:r>
-        <w:rPr>
-          <w:rFonts w:ascii="Times New Roman" w:hAnsi="Times New Roman" w:cs="Times New Roman"/>
-          <w:sz w:val="26"/>
-          <w:szCs w:val="26"/>
-          <w:lang w:val="en-US"/>
-        </w:rPr>
-        <w:t xml:space="preserve"> BSCNN:</w:t>
+      <w:r>
+        <w:rPr>
+          <w:rFonts w:ascii="Times New Roman" w:hAnsi="Times New Roman" w:cs="Times New Roman"/>
+          <w:sz w:val="26"/>
+          <w:szCs w:val="26"/>
+          <w:lang w:val="en-US"/>
+        </w:rPr>
+        <w:t>Nếu chưa chọn USCLN hoặc BSCNN:</w:t>
       </w:r>
     </w:p>
     <w:p>
@@ -2515,84 +1182,33 @@
           <w:lang w:val="en-US"/>
         </w:rPr>
       </w:pPr>
-      <w:proofErr w:type="spellStart"/>
-      <w:r>
-        <w:rPr>
-          <w:rFonts w:ascii="Times New Roman" w:hAnsi="Times New Roman" w:cs="Times New Roman"/>
-          <w:sz w:val="26"/>
-          <w:szCs w:val="26"/>
-          <w:lang w:val="en-US"/>
-        </w:rPr>
-        <w:t>Áp</w:t>
-      </w:r>
-      <w:proofErr w:type="spellEnd"/>
-      <w:r>
-        <w:rPr>
-          <w:rFonts w:ascii="Times New Roman" w:hAnsi="Times New Roman" w:cs="Times New Roman"/>
-          <w:sz w:val="26"/>
-          <w:szCs w:val="26"/>
-          <w:lang w:val="en-US"/>
-        </w:rPr>
-        <w:t xml:space="preserve"> </w:t>
-      </w:r>
-      <w:proofErr w:type="spellStart"/>
-      <w:r>
-        <w:rPr>
-          <w:rFonts w:ascii="Times New Roman" w:hAnsi="Times New Roman" w:cs="Times New Roman"/>
-          <w:sz w:val="26"/>
-          <w:szCs w:val="26"/>
-          <w:lang w:val="en-US"/>
-        </w:rPr>
-        <w:t>dụng</w:t>
-      </w:r>
-      <w:proofErr w:type="spellEnd"/>
-      <w:r>
-        <w:rPr>
-          <w:rFonts w:ascii="Times New Roman" w:hAnsi="Times New Roman" w:cs="Times New Roman"/>
-          <w:sz w:val="26"/>
-          <w:szCs w:val="26"/>
-          <w:lang w:val="en-US"/>
-        </w:rPr>
-        <w:t xml:space="preserve"> 2:</w:t>
-      </w:r>
-    </w:p>
-    <w:p>
-      <w:pPr>
-        <w:rPr>
-          <w:rFonts w:ascii="Times New Roman" w:hAnsi="Times New Roman" w:cs="Times New Roman"/>
-          <w:sz w:val="26"/>
-          <w:szCs w:val="26"/>
-          <w:lang w:val="en-US"/>
-        </w:rPr>
-      </w:pPr>
-      <w:r>
-        <w:rPr>
-          <w:rFonts w:ascii="Times New Roman" w:hAnsi="Times New Roman" w:cs="Times New Roman"/>
-          <w:sz w:val="26"/>
-          <w:szCs w:val="26"/>
-          <w:lang w:val="en-US"/>
-        </w:rPr>
-        <w:t xml:space="preserve">+ Giao </w:t>
-      </w:r>
-      <w:proofErr w:type="spellStart"/>
-      <w:r>
-        <w:rPr>
-          <w:rFonts w:ascii="Times New Roman" w:hAnsi="Times New Roman" w:cs="Times New Roman"/>
-          <w:sz w:val="26"/>
-          <w:szCs w:val="26"/>
-          <w:lang w:val="en-US"/>
-        </w:rPr>
-        <w:t>diện</w:t>
-      </w:r>
-      <w:proofErr w:type="spellEnd"/>
-      <w:r>
-        <w:rPr>
-          <w:rFonts w:ascii="Times New Roman" w:hAnsi="Times New Roman" w:cs="Times New Roman"/>
-          <w:sz w:val="26"/>
-          <w:szCs w:val="26"/>
-          <w:lang w:val="en-US"/>
-        </w:rPr>
-        <w:t>:</w:t>
+      <w:r>
+        <w:rPr>
+          <w:rFonts w:ascii="Times New Roman" w:hAnsi="Times New Roman" w:cs="Times New Roman"/>
+          <w:sz w:val="26"/>
+          <w:szCs w:val="26"/>
+          <w:lang w:val="en-US"/>
+        </w:rPr>
+        <w:t>Áp dụng 2:</w:t>
+      </w:r>
+    </w:p>
+    <w:p>
+      <w:pPr>
+        <w:rPr>
+          <w:rFonts w:ascii="Times New Roman" w:hAnsi="Times New Roman" w:cs="Times New Roman"/>
+          <w:sz w:val="26"/>
+          <w:szCs w:val="26"/>
+          <w:lang w:val="en-US"/>
+        </w:rPr>
+      </w:pPr>
+      <w:r>
+        <w:rPr>
+          <w:rFonts w:ascii="Times New Roman" w:hAnsi="Times New Roman" w:cs="Times New Roman"/>
+          <w:sz w:val="26"/>
+          <w:szCs w:val="26"/>
+          <w:lang w:val="en-US"/>
+        </w:rPr>
+        <w:t>+ Giao diện:</w:t>
       </w:r>
     </w:p>
     <w:p>
@@ -2665,47 +1281,7 @@
           <w:szCs w:val="26"/>
           <w:lang w:val="en-US"/>
         </w:rPr>
-        <w:t xml:space="preserve">+ </w:t>
-      </w:r>
-      <w:proofErr w:type="spellStart"/>
-      <w:r>
-        <w:rPr>
-          <w:rFonts w:ascii="Times New Roman" w:hAnsi="Times New Roman" w:cs="Times New Roman"/>
-          <w:sz w:val="26"/>
-          <w:szCs w:val="26"/>
-          <w:lang w:val="en-US"/>
-        </w:rPr>
-        <w:t>Thực</w:t>
-      </w:r>
-      <w:proofErr w:type="spellEnd"/>
-      <w:r>
-        <w:rPr>
-          <w:rFonts w:ascii="Times New Roman" w:hAnsi="Times New Roman" w:cs="Times New Roman"/>
-          <w:sz w:val="26"/>
-          <w:szCs w:val="26"/>
-          <w:lang w:val="en-US"/>
-        </w:rPr>
-        <w:t xml:space="preserve"> </w:t>
-      </w:r>
-      <w:proofErr w:type="spellStart"/>
-      <w:r>
-        <w:rPr>
-          <w:rFonts w:ascii="Times New Roman" w:hAnsi="Times New Roman" w:cs="Times New Roman"/>
-          <w:sz w:val="26"/>
-          <w:szCs w:val="26"/>
-          <w:lang w:val="en-US"/>
-        </w:rPr>
-        <w:t>hiện</w:t>
-      </w:r>
-      <w:proofErr w:type="spellEnd"/>
-      <w:r>
-        <w:rPr>
-          <w:rFonts w:ascii="Times New Roman" w:hAnsi="Times New Roman" w:cs="Times New Roman"/>
-          <w:sz w:val="26"/>
-          <w:szCs w:val="26"/>
-          <w:lang w:val="en-US"/>
-        </w:rPr>
-        <w:t>:</w:t>
+        <w:t>+ Thực hiện:</w:t>
       </w:r>
     </w:p>
     <w:p>
@@ -2722,45 +1298,14 @@
           <w:lang w:val="en-US"/>
         </w:rPr>
       </w:pPr>
-      <w:proofErr w:type="spellStart"/>
-      <w:r>
-        <w:rPr>
-          <w:rFonts w:ascii="Times New Roman" w:hAnsi="Times New Roman" w:cs="Times New Roman"/>
-          <w:sz w:val="26"/>
-          <w:szCs w:val="26"/>
-          <w:lang w:val="en-US"/>
-        </w:rPr>
-        <w:t>Nhập</w:t>
-      </w:r>
-      <w:proofErr w:type="spellEnd"/>
-      <w:r>
-        <w:rPr>
-          <w:rFonts w:ascii="Times New Roman" w:hAnsi="Times New Roman" w:cs="Times New Roman"/>
-          <w:sz w:val="26"/>
-          <w:szCs w:val="26"/>
-          <w:lang w:val="en-US"/>
-        </w:rPr>
-        <w:t xml:space="preserve"> </w:t>
-      </w:r>
-      <w:proofErr w:type="spellStart"/>
-      <w:r>
-        <w:rPr>
-          <w:rFonts w:ascii="Times New Roman" w:hAnsi="Times New Roman" w:cs="Times New Roman"/>
-          <w:sz w:val="26"/>
-          <w:szCs w:val="26"/>
-          <w:lang w:val="en-US"/>
-        </w:rPr>
-        <w:t>thiếu</w:t>
-      </w:r>
-      <w:proofErr w:type="spellEnd"/>
-      <w:r>
-        <w:rPr>
-          <w:rFonts w:ascii="Times New Roman" w:hAnsi="Times New Roman" w:cs="Times New Roman"/>
-          <w:sz w:val="26"/>
-          <w:szCs w:val="26"/>
-          <w:lang w:val="en-US"/>
-        </w:rPr>
-        <w:t>:</w:t>
+      <w:r>
+        <w:rPr>
+          <w:rFonts w:ascii="Times New Roman" w:hAnsi="Times New Roman" w:cs="Times New Roman"/>
+          <w:sz w:val="26"/>
+          <w:szCs w:val="26"/>
+          <w:lang w:val="en-US"/>
+        </w:rPr>
+        <w:t>Nhập thiếu:</w:t>
       </w:r>
     </w:p>
     <w:p>
@@ -2827,165 +1372,14 @@
           <w:lang w:val="en-US"/>
         </w:rPr>
       </w:pPr>
-      <w:proofErr w:type="spellStart"/>
-      <w:r>
-        <w:rPr>
-          <w:rFonts w:ascii="Times New Roman" w:hAnsi="Times New Roman" w:cs="Times New Roman"/>
-          <w:sz w:val="26"/>
-          <w:szCs w:val="26"/>
-          <w:lang w:val="en-US"/>
-        </w:rPr>
-        <w:t>Nhập</w:t>
-      </w:r>
-      <w:proofErr w:type="spellEnd"/>
-      <w:r>
-        <w:rPr>
-          <w:rFonts w:ascii="Times New Roman" w:hAnsi="Times New Roman" w:cs="Times New Roman"/>
-          <w:sz w:val="26"/>
-          <w:szCs w:val="26"/>
-          <w:lang w:val="en-US"/>
-        </w:rPr>
-        <w:t xml:space="preserve"> </w:t>
-      </w:r>
-      <w:proofErr w:type="spellStart"/>
-      <w:r>
-        <w:rPr>
-          <w:rFonts w:ascii="Times New Roman" w:hAnsi="Times New Roman" w:cs="Times New Roman"/>
-          <w:sz w:val="26"/>
-          <w:szCs w:val="26"/>
-          <w:lang w:val="en-US"/>
-        </w:rPr>
-        <w:t>đúng</w:t>
-      </w:r>
-      <w:proofErr w:type="spellEnd"/>
-      <w:r>
-        <w:rPr>
-          <w:rFonts w:ascii="Times New Roman" w:hAnsi="Times New Roman" w:cs="Times New Roman"/>
-          <w:sz w:val="26"/>
-          <w:szCs w:val="26"/>
-          <w:lang w:val="en-US"/>
-        </w:rPr>
-        <w:t xml:space="preserve"> </w:t>
-      </w:r>
-      <w:proofErr w:type="spellStart"/>
-      <w:r>
-        <w:rPr>
-          <w:rFonts w:ascii="Times New Roman" w:hAnsi="Times New Roman" w:cs="Times New Roman"/>
-          <w:sz w:val="26"/>
-          <w:szCs w:val="26"/>
-          <w:lang w:val="en-US"/>
-        </w:rPr>
-        <w:t>mật</w:t>
-      </w:r>
-      <w:proofErr w:type="spellEnd"/>
-      <w:r>
-        <w:rPr>
-          <w:rFonts w:ascii="Times New Roman" w:hAnsi="Times New Roman" w:cs="Times New Roman"/>
-          <w:sz w:val="26"/>
-          <w:szCs w:val="26"/>
-          <w:lang w:val="en-US"/>
-        </w:rPr>
-        <w:t xml:space="preserve"> </w:t>
-      </w:r>
-      <w:proofErr w:type="spellStart"/>
-      <w:r>
-        <w:rPr>
-          <w:rFonts w:ascii="Times New Roman" w:hAnsi="Times New Roman" w:cs="Times New Roman"/>
-          <w:sz w:val="26"/>
-          <w:szCs w:val="26"/>
-          <w:lang w:val="en-US"/>
-        </w:rPr>
-        <w:t>khẩu</w:t>
-      </w:r>
-      <w:proofErr w:type="spellEnd"/>
-      <w:r>
-        <w:rPr>
-          <w:rFonts w:ascii="Times New Roman" w:hAnsi="Times New Roman" w:cs="Times New Roman"/>
-          <w:sz w:val="26"/>
-          <w:szCs w:val="26"/>
-          <w:lang w:val="en-US"/>
-        </w:rPr>
-        <w:t xml:space="preserve"> </w:t>
-      </w:r>
-      <w:proofErr w:type="spellStart"/>
-      <w:r>
-        <w:rPr>
-          <w:rFonts w:ascii="Times New Roman" w:hAnsi="Times New Roman" w:cs="Times New Roman"/>
-          <w:sz w:val="26"/>
-          <w:szCs w:val="26"/>
-          <w:lang w:val="en-US"/>
-        </w:rPr>
-        <w:t>hoặc</w:t>
-      </w:r>
-      <w:proofErr w:type="spellEnd"/>
-      <w:r>
-        <w:rPr>
-          <w:rFonts w:ascii="Times New Roman" w:hAnsi="Times New Roman" w:cs="Times New Roman"/>
-          <w:sz w:val="26"/>
-          <w:szCs w:val="26"/>
-          <w:lang w:val="en-US"/>
-        </w:rPr>
-        <w:t xml:space="preserve"> </w:t>
-      </w:r>
-      <w:proofErr w:type="spellStart"/>
-      <w:r>
-        <w:rPr>
-          <w:rFonts w:ascii="Times New Roman" w:hAnsi="Times New Roman" w:cs="Times New Roman"/>
-          <w:sz w:val="26"/>
-          <w:szCs w:val="26"/>
-          <w:lang w:val="en-US"/>
-        </w:rPr>
-        <w:t>sai</w:t>
-      </w:r>
-      <w:proofErr w:type="spellEnd"/>
-      <w:r>
-        <w:rPr>
-          <w:rFonts w:ascii="Times New Roman" w:hAnsi="Times New Roman" w:cs="Times New Roman"/>
-          <w:sz w:val="26"/>
-          <w:szCs w:val="26"/>
-          <w:lang w:val="en-US"/>
-        </w:rPr>
-        <w:t xml:space="preserve"> </w:t>
-      </w:r>
-      <w:proofErr w:type="spellStart"/>
-      <w:r>
-        <w:rPr>
-          <w:rFonts w:ascii="Times New Roman" w:hAnsi="Times New Roman" w:cs="Times New Roman"/>
-          <w:sz w:val="26"/>
-          <w:szCs w:val="26"/>
-          <w:lang w:val="en-US"/>
-        </w:rPr>
-        <w:t>mật</w:t>
-      </w:r>
-      <w:proofErr w:type="spellEnd"/>
-      <w:r>
-        <w:rPr>
-          <w:rFonts w:ascii="Times New Roman" w:hAnsi="Times New Roman" w:cs="Times New Roman"/>
-          <w:sz w:val="26"/>
-          <w:szCs w:val="26"/>
-          <w:lang w:val="en-US"/>
-        </w:rPr>
-        <w:t xml:space="preserve"> </w:t>
-      </w:r>
-      <w:proofErr w:type="spellStart"/>
-      <w:r>
-        <w:rPr>
-          <w:rFonts w:ascii="Times New Roman" w:hAnsi="Times New Roman" w:cs="Times New Roman"/>
-          <w:sz w:val="26"/>
-          <w:szCs w:val="26"/>
-          <w:lang w:val="en-US"/>
-        </w:rPr>
-        <w:t>khẩu</w:t>
-      </w:r>
-      <w:proofErr w:type="spellEnd"/>
-      <w:r>
-        <w:rPr>
-          <w:rFonts w:ascii="Times New Roman" w:hAnsi="Times New Roman" w:cs="Times New Roman"/>
-          <w:sz w:val="26"/>
-          <w:szCs w:val="26"/>
-          <w:lang w:val="en-US"/>
-        </w:rPr>
-        <w:t>:</w:t>
+      <w:r>
+        <w:rPr>
+          <w:rFonts w:ascii="Times New Roman" w:hAnsi="Times New Roman" w:cs="Times New Roman"/>
+          <w:sz w:val="26"/>
+          <w:szCs w:val="26"/>
+          <w:lang w:val="en-US"/>
+        </w:rPr>
+        <w:t>Nhập đúng mật khẩu hoặc sai mật khẩu:</w:t>
       </w:r>
     </w:p>
     <w:p>
@@ -3053,65 +1447,14 @@
           <w:lang w:val="en-US"/>
         </w:rPr>
       </w:pPr>
-      <w:proofErr w:type="spellStart"/>
-      <w:r>
-        <w:rPr>
-          <w:rFonts w:ascii="Times New Roman" w:hAnsi="Times New Roman" w:cs="Times New Roman"/>
-          <w:sz w:val="26"/>
-          <w:szCs w:val="26"/>
-          <w:lang w:val="en-US"/>
-        </w:rPr>
-        <w:t>Nút</w:t>
-      </w:r>
-      <w:proofErr w:type="spellEnd"/>
-      <w:r>
-        <w:rPr>
-          <w:rFonts w:ascii="Times New Roman" w:hAnsi="Times New Roman" w:cs="Times New Roman"/>
-          <w:sz w:val="26"/>
-          <w:szCs w:val="26"/>
-          <w:lang w:val="en-US"/>
-        </w:rPr>
-        <w:t xml:space="preserve"> </w:t>
-      </w:r>
-      <w:proofErr w:type="spellStart"/>
-      <w:r>
-        <w:rPr>
-          <w:rFonts w:ascii="Times New Roman" w:hAnsi="Times New Roman" w:cs="Times New Roman"/>
-          <w:sz w:val="26"/>
-          <w:szCs w:val="26"/>
-          <w:lang w:val="en-US"/>
-        </w:rPr>
-        <w:t>cảnh</w:t>
-      </w:r>
-      <w:proofErr w:type="spellEnd"/>
-      <w:r>
-        <w:rPr>
-          <w:rFonts w:ascii="Times New Roman" w:hAnsi="Times New Roman" w:cs="Times New Roman"/>
-          <w:sz w:val="26"/>
-          <w:szCs w:val="26"/>
-          <w:lang w:val="en-US"/>
-        </w:rPr>
-        <w:t xml:space="preserve"> </w:t>
-      </w:r>
-      <w:proofErr w:type="spellStart"/>
-      <w:r>
-        <w:rPr>
-          <w:rFonts w:ascii="Times New Roman" w:hAnsi="Times New Roman" w:cs="Times New Roman"/>
-          <w:sz w:val="26"/>
-          <w:szCs w:val="26"/>
-          <w:lang w:val="en-US"/>
-        </w:rPr>
-        <w:t>báo</w:t>
-      </w:r>
-      <w:proofErr w:type="spellEnd"/>
-      <w:r>
-        <w:rPr>
-          <w:rFonts w:ascii="Times New Roman" w:hAnsi="Times New Roman" w:cs="Times New Roman"/>
-          <w:sz w:val="26"/>
-          <w:szCs w:val="26"/>
-          <w:lang w:val="en-US"/>
-        </w:rPr>
-        <w:t xml:space="preserve"> (RING):</w:t>
+      <w:r>
+        <w:rPr>
+          <w:rFonts w:ascii="Times New Roman" w:hAnsi="Times New Roman" w:cs="Times New Roman"/>
+          <w:sz w:val="26"/>
+          <w:szCs w:val="26"/>
+          <w:lang w:val="en-US"/>
+        </w:rPr>
+        <w:t>Nút cảnh báo (RING):</w:t>
       </w:r>
     </w:p>
     <w:p>
@@ -3178,45 +1521,14 @@
           <w:lang w:val="en-US"/>
         </w:rPr>
       </w:pPr>
-      <w:proofErr w:type="spellStart"/>
-      <w:r>
-        <w:rPr>
-          <w:rFonts w:ascii="Times New Roman" w:hAnsi="Times New Roman" w:cs="Times New Roman"/>
-          <w:sz w:val="26"/>
-          <w:szCs w:val="26"/>
-          <w:lang w:val="en-US"/>
-        </w:rPr>
-        <w:t>Thực</w:t>
-      </w:r>
-      <w:proofErr w:type="spellEnd"/>
-      <w:r>
-        <w:rPr>
-          <w:rFonts w:ascii="Times New Roman" w:hAnsi="Times New Roman" w:cs="Times New Roman"/>
-          <w:sz w:val="26"/>
-          <w:szCs w:val="26"/>
-          <w:lang w:val="en-US"/>
-        </w:rPr>
-        <w:t xml:space="preserve"> </w:t>
-      </w:r>
-      <w:proofErr w:type="spellStart"/>
-      <w:r>
-        <w:rPr>
-          <w:rFonts w:ascii="Times New Roman" w:hAnsi="Times New Roman" w:cs="Times New Roman"/>
-          <w:sz w:val="26"/>
-          <w:szCs w:val="26"/>
-          <w:lang w:val="en-US"/>
-        </w:rPr>
-        <w:t>hành</w:t>
-      </w:r>
-      <w:proofErr w:type="spellEnd"/>
-      <w:r>
-        <w:rPr>
-          <w:rFonts w:ascii="Times New Roman" w:hAnsi="Times New Roman" w:cs="Times New Roman"/>
-          <w:sz w:val="26"/>
-          <w:szCs w:val="26"/>
-          <w:lang w:val="en-US"/>
-        </w:rPr>
-        <w:t xml:space="preserve"> 2:</w:t>
+      <w:r>
+        <w:rPr>
+          <w:rFonts w:ascii="Times New Roman" w:hAnsi="Times New Roman" w:cs="Times New Roman"/>
+          <w:sz w:val="26"/>
+          <w:szCs w:val="26"/>
+          <w:lang w:val="en-US"/>
+        </w:rPr>
+        <w:t>Thực hành 2:</w:t>
       </w:r>
     </w:p>
     <w:p>
@@ -3236,27 +1548,7 @@
           <w:szCs w:val="26"/>
           <w:lang w:val="en-US"/>
         </w:rPr>
-        <w:t xml:space="preserve">+ Giao </w:t>
-      </w:r>
-      <w:proofErr w:type="spellStart"/>
-      <w:r>
-        <w:rPr>
-          <w:rFonts w:ascii="Times New Roman" w:hAnsi="Times New Roman" w:cs="Times New Roman"/>
-          <w:sz w:val="26"/>
-          <w:szCs w:val="26"/>
-          <w:lang w:val="en-US"/>
-        </w:rPr>
-        <w:t>diện</w:t>
-      </w:r>
-      <w:proofErr w:type="spellEnd"/>
-      <w:r>
-        <w:rPr>
-          <w:rFonts w:ascii="Times New Roman" w:hAnsi="Times New Roman" w:cs="Times New Roman"/>
-          <w:sz w:val="26"/>
-          <w:szCs w:val="26"/>
-          <w:lang w:val="en-US"/>
-        </w:rPr>
-        <w:t>:</w:t>
+        <w:t>+ Giao diện:</w:t>
       </w:r>
     </w:p>
     <w:p>
@@ -3269,6 +1561,50 @@
           <w:lang w:val="en-US"/>
         </w:rPr>
       </w:pPr>
+      <w:r>
+        <w:rPr>
+          <w:rFonts w:ascii="Times New Roman" w:hAnsi="Times New Roman" w:cs="Times New Roman"/>
+          <w:sz w:val="26"/>
+          <w:szCs w:val="26"/>
+          <w:lang w:val="en-US"/>
+        </w:rPr>
+        <w:lastRenderedPageBreak/>
+        <w:drawing>
+          <wp:inline distT="0" distB="0" distL="0" distR="0" wp14:anchorId="4DFAD6DA" wp14:editId="083B4511">
+            <wp:extent cx="5731510" cy="3019425"/>
+            <wp:effectExtent l="0" t="0" r="2540" b="9525"/>
+            <wp:docPr id="21" name="Picture 21"/>
+            <wp:cNvGraphicFramePr>
+              <a:graphicFrameLocks xmlns:a="http://schemas.openxmlformats.org/drawingml/2006/main" noChangeAspect="1"/>
+            </wp:cNvGraphicFramePr>
+            <a:graphic xmlns:a="http://schemas.openxmlformats.org/drawingml/2006/main">
+              <a:graphicData uri="http://schemas.openxmlformats.org/drawingml/2006/picture">
+                <pic:pic xmlns:pic="http://schemas.openxmlformats.org/drawingml/2006/picture">
+                  <pic:nvPicPr>
+                    <pic:cNvPr id="1" name=""/>
+                    <pic:cNvPicPr/>
+                  </pic:nvPicPr>
+                  <pic:blipFill>
+                    <a:blip r:embed="rId21"/>
+                    <a:stretch>
+                      <a:fillRect/>
+                    </a:stretch>
+                  </pic:blipFill>
+                  <pic:spPr>
+                    <a:xfrm>
+                      <a:off x="0" y="0"/>
+                      <a:ext cx="5731510" cy="3019425"/>
+                    </a:xfrm>
+                    <a:prstGeom prst="rect">
+                      <a:avLst/>
+                    </a:prstGeom>
+                  </pic:spPr>
+                </pic:pic>
+              </a:graphicData>
+            </a:graphic>
+          </wp:inline>
+        </w:drawing>
+      </w:r>
     </w:p>
     <w:p>
       <w:pPr>
